--- a/vendor-market/vendor_sign_in_sheet.docx
+++ b/vendor-market/vendor_sign_in_sheet.docx
@@ -61,7 +61,7 @@
                 <w:sz w:val="19"/>
                 <w:szCs w:val="19"/>
               </w:rPr>
-              <w:t>Backyard Brew is not responsible for weather-related cancellations, or for any damage to or theft of vendor property during the event. In the event of bad weather, it's up to each vendor to decide whether to stay and wait out the storm or leave. By checking in on 7/23, you're acknowledging these terms and the risks involved.</w:t>
+              <w:t>Backyard Brew is not responsible for weather-related cancellations, or for any damage to or theft of vendor property during the event. In the event of bad weather, it's up to each vendor to decide whether to stay and wait out the storm or leave. By checking in on 7/30, you're acknowledging these terms and the risks involved.</w:t>
             </w:r>
           </w:p>
         </w:tc>
@@ -226,7 +226,7 @@
           </w:tcPr>
           <w:p>
             <w:r>
-              <w:t>Cathleen Deneys</w:t>
+              <w:t>Brittany Ahrens</w:t>
             </w:r>
           </w:p>
         </w:tc>
@@ -243,7 +243,7 @@
           </w:tcPr>
           <w:p>
             <w:r>
-              <w:t>Rag Rugs by Deneys</w:t>
+              <w:t>Twisted Painters</w:t>
             </w:r>
           </w:p>
         </w:tc>
@@ -289,7 +289,7 @@
           </w:tcPr>
           <w:p>
             <w:r>
-              <w:t>Emma Stamm</w:t>
+              <w:t>Lori Stiles Joachim</w:t>
             </w:r>
           </w:p>
         </w:tc>
@@ -307,7 +307,7 @@
           </w:tcPr>
           <w:p>
             <w:r>
-              <w:t>Icing &amp; Ink Desserts</w:t>
+              <w:t>Jojo's Sew Sweet</w:t>
             </w:r>
           </w:p>
         </w:tc>
@@ -354,7 +354,7 @@
           </w:tcPr>
           <w:p>
             <w:r>
-              <w:t>Wendy</w:t>
+              <w:t>Jackie Lynn Paske</w:t>
             </w:r>
           </w:p>
         </w:tc>
@@ -371,7 +371,7 @@
           </w:tcPr>
           <w:p>
             <w:r>
-              <w:t>John Dough Sourdough</w:t>
+              <w:t>Crafty Jax Magnets &amp; More</w:t>
             </w:r>
           </w:p>
         </w:tc>
@@ -417,7 +417,7 @@
           </w:tcPr>
           <w:p>
             <w:r>
-              <w:t>Jasmine</w:t>
+              <w:t>Jamie Anne</w:t>
             </w:r>
           </w:p>
         </w:tc>
@@ -435,7 +435,7 @@
           </w:tcPr>
           <w:p>
             <w:r>
-              <w:t>Root &amp; Remedy</w:t>
+              <w:t>Knot Heads</w:t>
             </w:r>
           </w:p>
         </w:tc>
@@ -482,7 +482,7 @@
           </w:tcPr>
           <w:p>
             <w:r>
-              <w:t>Jaydah Truran</w:t>
+              <w:t>Lydia Morrone</w:t>
             </w:r>
           </w:p>
         </w:tc>
@@ -499,7 +499,7 @@
           </w:tcPr>
           <w:p>
             <w:r>
-              <w:t>Rebel Ink</w:t>
+              <w:t>Scrunched</w:t>
             </w:r>
           </w:p>
         </w:tc>
@@ -545,7 +545,7 @@
           </w:tcPr>
           <w:p>
             <w:r>
-              <w:t>Brianna Walton</w:t>
+              <w:t>Heather Phillips</w:t>
             </w:r>
           </w:p>
         </w:tc>
@@ -563,14 +563,10 @@
           </w:tcPr>
           <w:p>
             <w:r>
-              <w:t xml:space="preserve">Bri's </w:t>
-            </w:r>
-            <w:r>
-              <w:t>Crocheted</w:t>
-            </w:r>
-            <w:r>
-              <w:t xml:space="preserve"> Comforts</w:t>
-            </w:r>
+              <w:t>Koozie Kids</w:t>
+            </w:r>
+            <w:r/>
+            <w:r/>
           </w:p>
         </w:tc>
         <w:tc>
@@ -616,7 +612,7 @@
           </w:tcPr>
           <w:p>
             <w:r>
-              <w:t>Dee Peterman</w:t>
+              <w:t>Lori Molina Stromberg</w:t>
             </w:r>
           </w:p>
         </w:tc>
@@ -633,7 +629,7 @@
           </w:tcPr>
           <w:p>
             <w:r>
-              <w:t>Color Street</w:t>
+              <w:t>Custom Painted Signs by Lori</w:t>
             </w:r>
           </w:p>
         </w:tc>
@@ -679,7 +675,7 @@
           </w:tcPr>
           <w:p>
             <w:r>
-              <w:t>Carmen Wilson</w:t>
+              <w:t>Morgan Saracena</w:t>
             </w:r>
           </w:p>
         </w:tc>
@@ -697,7 +693,7 @@
           </w:tcPr>
           <w:p>
             <w:r>
-              <w:t>Top Team Boxing Club</w:t>
+              <w:t>Simply Hers Co</w:t>
             </w:r>
           </w:p>
         </w:tc>
@@ -744,7 +740,7 @@
           </w:tcPr>
           <w:p>
             <w:r>
-              <w:t>Katie Lynn</w:t>
+              <w:t>Talen</w:t>
             </w:r>
           </w:p>
         </w:tc>
@@ -761,7 +757,7 @@
           </w:tcPr>
           <w:p>
             <w:r>
-              <w:t>Growing Grace Farm &amp; Flower</w:t>
+              <w:t>Dusty Rose</w:t>
             </w:r>
           </w:p>
         </w:tc>
@@ -807,7 +803,7 @@
           </w:tcPr>
           <w:p>
             <w:r>
-              <w:t>Georgia Shumacher</w:t>
+              <w:t>Sarah Crist</w:t>
             </w:r>
           </w:p>
         </w:tc>
@@ -825,7 +821,7 @@
           </w:tcPr>
           <w:p>
             <w:r>
-              <w:t>Skin360</w:t>
+              <w:t>Cornerstone Mortgage</w:t>
             </w:r>
           </w:p>
         </w:tc>
@@ -872,7 +868,7 @@
           </w:tcPr>
           <w:p>
             <w:r>
-              <w:t>Brenda Crump</w:t>
+              <w:t>Brenda Mikkelson Weddle</w:t>
             </w:r>
           </w:p>
         </w:tc>
@@ -890,7 +886,7 @@
           <w:p>
             <w:proofErr w:type="spellStart"/>
             <w:r>
-              <w:t>CuznBrenBrenSeasoning</w:t>
+              <w:t>A Wreath for All Seasons by Shirley</w:t>
             </w:r>
             <w:proofErr w:type="spellEnd"/>
           </w:p>
@@ -937,7 +933,7 @@
           </w:tcPr>
           <w:p>
             <w:r>
-              <w:t>Olivia Jeanne Flora</w:t>
+              <w:t>Alicia Meltesen</w:t>
             </w:r>
           </w:p>
         </w:tc>
@@ -955,11 +951,9 @@
           </w:tcPr>
           <w:p>
             <w:r>
-              <w:t xml:space="preserve">Livvie-Linx </w:t>
-            </w:r>
-            <w:r>
-              <w:t>Jewelry</w:t>
-            </w:r>
+              <w:t>A &amp; B Creations</w:t>
+            </w:r>
+            <w:r/>
           </w:p>
         </w:tc>
         <w:tc>
@@ -1005,7 +999,7 @@
           </w:tcPr>
           <w:p>
             <w:r>
-              <w:t>Ashley Gauthier</w:t>
+              <w:t>Jaydah Truran</w:t>
             </w:r>
           </w:p>
         </w:tc>
@@ -1022,7 +1016,7 @@
           </w:tcPr>
           <w:p>
             <w:r>
-              <w:t>From the Ash Tree</w:t>
+              <w:t>Rebel Ink</w:t>
             </w:r>
           </w:p>
         </w:tc>
@@ -1068,7 +1062,7 @@
           </w:tcPr>
           <w:p>
             <w:r>
-              <w:t>Door Tye Dye Co</w:t>
+              <w:t>Brenda Crump</w:t>
             </w:r>
           </w:p>
         </w:tc>
@@ -1086,16 +1080,12 @@
           </w:tcPr>
           <w:p>
             <w:r>
-              <w:t xml:space="preserve">Door Tye Dye Co (maybe </w:t>
+              <w:t>CruzBrenBrenSeasoning</w:t>
             </w:r>
             <w:proofErr w:type="gramStart"/>
-            <w:r>
-              <w:t>other</w:t>
-            </w:r>
+            <w:r/>
             <w:proofErr w:type="gramEnd"/>
-            <w:r>
-              <w:t xml:space="preserve"> name)</w:t>
-            </w:r>
+            <w:r/>
           </w:p>
         </w:tc>
         <w:tc>
@@ -1141,11 +1131,9 @@
           </w:tcPr>
           <w:p>
             <w:r>
-              <w:t xml:space="preserve">Lori Molina </w:t>
-            </w:r>
-            <w:r>
-              <w:t>Stromberg</w:t>
-            </w:r>
+              <w:t>Brad Langkau</w:t>
+            </w:r>
+            <w:r/>
           </w:p>
         </w:tc>
         <w:tc>
@@ -1161,7 +1149,7 @@
           </w:tcPr>
           <w:p>
             <w:r>
-              <w:t>Custom Painted Signs by Lori</w:t>
+              <w:t>Nightmare Novelties</w:t>
             </w:r>
           </w:p>
         </w:tc>
@@ -1207,7 +1195,7 @@
           </w:tcPr>
           <w:p>
             <w:r>
-              <w:t>Kari Beyer</w:t>
+              <w:t>Kim Viduski</w:t>
             </w:r>
           </w:p>
         </w:tc>
@@ -1225,7 +1213,7 @@
           </w:tcPr>
           <w:p>
             <w:r>
-              <w:t>Aura Ascension</w:t>
+              <w:t>Ashwaubenon PAC</w:t>
             </w:r>
           </w:p>
         </w:tc>
@@ -1271,9 +1259,7 @@
             <w:vAlign w:val="center"/>
           </w:tcPr>
           <w:p>
-            <w:r>
-              <w:t>Emma Iles</w:t>
-            </w:r>
+            <w:r/>
           </w:p>
         </w:tc>
         <w:tc>
@@ -1288,9 +1274,7 @@
             <w:vAlign w:val="center"/>
           </w:tcPr>
           <w:p>
-            <w:r>
-              <w:t>Green Bay Rockers</w:t>
-            </w:r>
+            <w:r/>
           </w:p>
         </w:tc>
         <w:tc>
@@ -1334,9 +1318,7 @@
             <w:vAlign w:val="center"/>
           </w:tcPr>
           <w:p>
-            <w:r>
-              <w:t>Robert Houseman</w:t>
-            </w:r>
+            <w:r/>
           </w:p>
         </w:tc>
         <w:tc>
@@ -1352,9 +1334,7 @@
             <w:vAlign w:val="center"/>
           </w:tcPr>
           <w:p>
-            <w:r>
-              <w:t>1sawman</w:t>
-            </w:r>
+            <w:r/>
           </w:p>
         </w:tc>
         <w:tc>
@@ -1399,9 +1379,7 @@
             <w:vAlign w:val="center"/>
           </w:tcPr>
           <w:p>
-            <w:r>
-              <w:t>Megan Angela</w:t>
-            </w:r>
+            <w:r/>
           </w:p>
         </w:tc>
         <w:tc>
@@ -1416,9 +1394,7 @@
             <w:vAlign w:val="center"/>
           </w:tcPr>
           <w:p>
-            <w:r>
-              <w:t>Succulent Serenity</w:t>
-            </w:r>
+            <w:r/>
           </w:p>
         </w:tc>
         <w:tc>
@@ -1462,9 +1438,7 @@
             <w:vAlign w:val="center"/>
           </w:tcPr>
           <w:p>
-            <w:r>
-              <w:t>Jamie Lynn Teska</w:t>
-            </w:r>
+            <w:r/>
           </w:p>
         </w:tc>
         <w:tc>
@@ -1480,9 +1454,7 @@
             <w:vAlign w:val="center"/>
           </w:tcPr>
           <w:p>
-            <w:r>
-              <w:t>Lilith Paper Company</w:t>
-            </w:r>
+            <w:r/>
           </w:p>
         </w:tc>
         <w:tc>
@@ -1527,9 +1499,7 @@
             <w:vAlign w:val="center"/>
           </w:tcPr>
           <w:p>
-            <w:r>
-              <w:t>Lydia Morrone</w:t>
-            </w:r>
+            <w:r/>
           </w:p>
         </w:tc>
         <w:tc>
@@ -1544,9 +1514,7 @@
             <w:vAlign w:val="center"/>
           </w:tcPr>
           <w:p>
-            <w:r>
-              <w:t>Scrunched</w:t>
-            </w:r>
+            <w:r/>
           </w:p>
         </w:tc>
         <w:tc>
@@ -1565,941 +1533,6 @@
         <w:tc>
           <w:tcPr>
             <w:tcW w:w="2500" w:type="dxa"/>
-            <w:tcMar>
-              <w:top w:w="100" w:type="dxa"/>
-              <w:left w:w="120" w:type="dxa"/>
-              <w:bottom w:w="100" w:type="dxa"/>
-              <w:right w:w="120" w:type="dxa"/>
-            </w:tcMar>
-            <w:vAlign w:val="center"/>
-          </w:tcPr>
-          <w:p/>
-        </w:tc>
-      </w:tr>
-      <w:tr>
-        <w:tc>
-          <w:tcPr>
-            <w:tcW w:w="2300" w:type="dxa"/>
-            <w:shd w:val="clear" w:color="auto" w:fill="F5EFD8"/>
-            <w:tcMar>
-              <w:top w:w="100" w:type="dxa"/>
-              <w:left w:w="120" w:type="dxa"/>
-              <w:bottom w:w="100" w:type="dxa"/>
-              <w:right w:w="120" w:type="dxa"/>
-            </w:tcMar>
-            <w:vAlign w:val="center"/>
-          </w:tcPr>
-          <w:p>
-            <w:r>
-              <w:t>Chloe</w:t>
-            </w:r>
-          </w:p>
-        </w:tc>
-        <w:tc>
-          <w:tcPr>
-            <w:tcW w:w="2600" w:type="dxa"/>
-            <w:shd w:val="clear" w:color="auto" w:fill="F5EFD8"/>
-            <w:tcMar>
-              <w:top w:w="100" w:type="dxa"/>
-              <w:left w:w="120" w:type="dxa"/>
-              <w:bottom w:w="100" w:type="dxa"/>
-              <w:right w:w="120" w:type="dxa"/>
-            </w:tcMar>
-            <w:vAlign w:val="center"/>
-          </w:tcPr>
-          <w:p>
-            <w:r>
-              <w:t>Chloe's Closet</w:t>
-            </w:r>
-          </w:p>
-        </w:tc>
-        <w:tc>
-          <w:tcPr>
-            <w:tcW w:w="1400" w:type="dxa"/>
-            <w:shd w:val="clear" w:color="auto" w:fill="F5EFD8"/>
-            <w:tcMar>
-              <w:top w:w="100" w:type="dxa"/>
-              <w:left w:w="120" w:type="dxa"/>
-              <w:bottom w:w="100" w:type="dxa"/>
-              <w:right w:w="120" w:type="dxa"/>
-            </w:tcMar>
-            <w:vAlign w:val="center"/>
-          </w:tcPr>
-          <w:p/>
-        </w:tc>
-        <w:tc>
-          <w:tcPr>
-            <w:tcW w:w="2500" w:type="dxa"/>
-            <w:shd w:val="clear" w:color="auto" w:fill="F5EFD8"/>
-            <w:tcMar>
-              <w:top w:w="100" w:type="dxa"/>
-              <w:left w:w="120" w:type="dxa"/>
-              <w:bottom w:w="100" w:type="dxa"/>
-              <w:right w:w="120" w:type="dxa"/>
-            </w:tcMar>
-            <w:vAlign w:val="center"/>
-          </w:tcPr>
-          <w:p/>
-        </w:tc>
-      </w:tr>
-      <w:tr>
-        <w:tc>
-          <w:tcPr>
-            <w:tcW w:w="2300" w:type="dxa"/>
-            <w:tcMar>
-              <w:top w:w="100" w:type="dxa"/>
-              <w:left w:w="120" w:type="dxa"/>
-              <w:bottom w:w="100" w:type="dxa"/>
-              <w:right w:w="120" w:type="dxa"/>
-            </w:tcMar>
-            <w:vAlign w:val="center"/>
-          </w:tcPr>
-          <w:p>
-            <w:r>
-              <w:t>Sheri Omernik</w:t>
-            </w:r>
-          </w:p>
-        </w:tc>
-        <w:tc>
-          <w:tcPr>
-            <w:tcW w:w="2600" w:type="dxa"/>
-            <w:tcMar>
-              <w:top w:w="100" w:type="dxa"/>
-              <w:left w:w="120" w:type="dxa"/>
-              <w:bottom w:w="100" w:type="dxa"/>
-              <w:right w:w="120" w:type="dxa"/>
-            </w:tcMar>
-            <w:vAlign w:val="center"/>
-          </w:tcPr>
-          <w:p>
-            <w:r>
-              <w:t>Kayak Wisconsin</w:t>
-            </w:r>
-          </w:p>
-        </w:tc>
-        <w:tc>
-          <w:tcPr>
-            <w:tcW w:w="1400" w:type="dxa"/>
-            <w:tcMar>
-              <w:top w:w="100" w:type="dxa"/>
-              <w:left w:w="120" w:type="dxa"/>
-              <w:bottom w:w="100" w:type="dxa"/>
-              <w:right w:w="120" w:type="dxa"/>
-            </w:tcMar>
-            <w:vAlign w:val="center"/>
-          </w:tcPr>
-          <w:p/>
-        </w:tc>
-        <w:tc>
-          <w:tcPr>
-            <w:tcW w:w="2500" w:type="dxa"/>
-            <w:tcMar>
-              <w:top w:w="100" w:type="dxa"/>
-              <w:left w:w="120" w:type="dxa"/>
-              <w:bottom w:w="100" w:type="dxa"/>
-              <w:right w:w="120" w:type="dxa"/>
-            </w:tcMar>
-            <w:vAlign w:val="center"/>
-          </w:tcPr>
-          <w:p/>
-        </w:tc>
-      </w:tr>
-      <w:tr>
-        <w:tc>
-          <w:tcPr>
-            <w:tcW w:w="2300" w:type="dxa"/>
-            <w:shd w:val="clear" w:color="auto" w:fill="F5EFD8"/>
-            <w:tcMar>
-              <w:top w:w="100" w:type="dxa"/>
-              <w:left w:w="120" w:type="dxa"/>
-              <w:bottom w:w="100" w:type="dxa"/>
-              <w:right w:w="120" w:type="dxa"/>
-            </w:tcMar>
-            <w:vAlign w:val="center"/>
-          </w:tcPr>
-          <w:p>
-            <w:r>
-              <w:t>Alicia Meltesen</w:t>
-            </w:r>
-          </w:p>
-        </w:tc>
-        <w:tc>
-          <w:tcPr>
-            <w:tcW w:w="2600" w:type="dxa"/>
-            <w:shd w:val="clear" w:color="auto" w:fill="F5EFD8"/>
-            <w:tcMar>
-              <w:top w:w="100" w:type="dxa"/>
-              <w:left w:w="120" w:type="dxa"/>
-              <w:bottom w:w="100" w:type="dxa"/>
-              <w:right w:w="120" w:type="dxa"/>
-            </w:tcMar>
-            <w:vAlign w:val="center"/>
-          </w:tcPr>
-          <w:p>
-            <w:r>
-              <w:t>A &amp; B Creations</w:t>
-            </w:r>
-          </w:p>
-        </w:tc>
-        <w:tc>
-          <w:tcPr>
-            <w:tcW w:w="1400" w:type="dxa"/>
-            <w:shd w:val="clear" w:color="auto" w:fill="F5EFD8"/>
-            <w:tcMar>
-              <w:top w:w="100" w:type="dxa"/>
-              <w:left w:w="120" w:type="dxa"/>
-              <w:bottom w:w="100" w:type="dxa"/>
-              <w:right w:w="120" w:type="dxa"/>
-            </w:tcMar>
-            <w:vAlign w:val="center"/>
-          </w:tcPr>
-          <w:p/>
-        </w:tc>
-        <w:tc>
-          <w:tcPr>
-            <w:tcW w:w="2500" w:type="dxa"/>
-            <w:shd w:val="clear" w:color="auto" w:fill="F5EFD8"/>
-            <w:tcMar>
-              <w:top w:w="100" w:type="dxa"/>
-              <w:left w:w="120" w:type="dxa"/>
-              <w:bottom w:w="100" w:type="dxa"/>
-              <w:right w:w="120" w:type="dxa"/>
-            </w:tcMar>
-            <w:vAlign w:val="center"/>
-          </w:tcPr>
-          <w:p/>
-        </w:tc>
-      </w:tr>
-      <w:tr>
-        <w:tc>
-          <w:tcPr>
-            <w:tcW w:w="2300" w:type="dxa"/>
-            <w:tcMar>
-              <w:top w:w="100" w:type="dxa"/>
-              <w:left w:w="120" w:type="dxa"/>
-              <w:bottom w:w="100" w:type="dxa"/>
-              <w:right w:w="120" w:type="dxa"/>
-            </w:tcMar>
-            <w:vAlign w:val="center"/>
-          </w:tcPr>
-          <w:p>
-            <w:r>
-              <w:t>Stacy Royal</w:t>
-            </w:r>
-          </w:p>
-        </w:tc>
-        <w:tc>
-          <w:tcPr>
-            <w:tcW w:w="2600" w:type="dxa"/>
-            <w:tcMar>
-              <w:top w:w="100" w:type="dxa"/>
-              <w:left w:w="120" w:type="dxa"/>
-              <w:bottom w:w="100" w:type="dxa"/>
-              <w:right w:w="120" w:type="dxa"/>
-            </w:tcMar>
-            <w:vAlign w:val="center"/>
-          </w:tcPr>
-          <w:p>
-            <w:r>
-              <w:t>920sheds</w:t>
-            </w:r>
-          </w:p>
-        </w:tc>
-        <w:tc>
-          <w:tcPr>
-            <w:tcW w:w="1400" w:type="dxa"/>
-            <w:tcMar>
-              <w:top w:w="100" w:type="dxa"/>
-              <w:left w:w="120" w:type="dxa"/>
-              <w:bottom w:w="100" w:type="dxa"/>
-              <w:right w:w="120" w:type="dxa"/>
-            </w:tcMar>
-            <w:vAlign w:val="center"/>
-          </w:tcPr>
-          <w:p/>
-        </w:tc>
-        <w:tc>
-          <w:tcPr>
-            <w:tcW w:w="2500" w:type="dxa"/>
-            <w:tcMar>
-              <w:top w:w="100" w:type="dxa"/>
-              <w:left w:w="120" w:type="dxa"/>
-              <w:bottom w:w="100" w:type="dxa"/>
-              <w:right w:w="120" w:type="dxa"/>
-            </w:tcMar>
-            <w:vAlign w:val="center"/>
-          </w:tcPr>
-          <w:p/>
-        </w:tc>
-      </w:tr>
-      <w:tr>
-        <w:tc>
-          <w:tcPr>
-            <w:tcW w:w="2300" w:type="dxa"/>
-            <w:shd w:val="clear" w:color="auto" w:fill="F5EFD8"/>
-            <w:tcMar>
-              <w:top w:w="100" w:type="dxa"/>
-              <w:left w:w="120" w:type="dxa"/>
-              <w:bottom w:w="100" w:type="dxa"/>
-              <w:right w:w="120" w:type="dxa"/>
-            </w:tcMar>
-            <w:vAlign w:val="center"/>
-          </w:tcPr>
-          <w:p>
-            <w:r>
-              <w:lastRenderedPageBreak/>
-              <w:t>Stacy Royal</w:t>
-            </w:r>
-          </w:p>
-        </w:tc>
-        <w:tc>
-          <w:tcPr>
-            <w:tcW w:w="2600" w:type="dxa"/>
-            <w:shd w:val="clear" w:color="auto" w:fill="F5EFD8"/>
-            <w:tcMar>
-              <w:top w:w="100" w:type="dxa"/>
-              <w:left w:w="120" w:type="dxa"/>
-              <w:bottom w:w="100" w:type="dxa"/>
-              <w:right w:w="120" w:type="dxa"/>
-            </w:tcMar>
-            <w:vAlign w:val="center"/>
-          </w:tcPr>
-          <w:p>
-            <w:r>
-              <w:t>Royal Gems and Minerals</w:t>
-            </w:r>
-          </w:p>
-        </w:tc>
-        <w:tc>
-          <w:tcPr>
-            <w:tcW w:w="1400" w:type="dxa"/>
-            <w:shd w:val="clear" w:color="auto" w:fill="F5EFD8"/>
-            <w:tcMar>
-              <w:top w:w="100" w:type="dxa"/>
-              <w:left w:w="120" w:type="dxa"/>
-              <w:bottom w:w="100" w:type="dxa"/>
-              <w:right w:w="120" w:type="dxa"/>
-            </w:tcMar>
-            <w:vAlign w:val="center"/>
-          </w:tcPr>
-          <w:p/>
-        </w:tc>
-        <w:tc>
-          <w:tcPr>
-            <w:tcW w:w="2500" w:type="dxa"/>
-            <w:shd w:val="clear" w:color="auto" w:fill="F5EFD8"/>
-            <w:tcMar>
-              <w:top w:w="100" w:type="dxa"/>
-              <w:left w:w="120" w:type="dxa"/>
-              <w:bottom w:w="100" w:type="dxa"/>
-              <w:right w:w="120" w:type="dxa"/>
-            </w:tcMar>
-            <w:vAlign w:val="center"/>
-          </w:tcPr>
-          <w:p/>
-        </w:tc>
-      </w:tr>
-      <w:tr>
-        <w:tc>
-          <w:tcPr>
-            <w:tcW w:w="2300" w:type="dxa"/>
-            <w:tcMar>
-              <w:top w:w="100" w:type="dxa"/>
-              <w:left w:w="120" w:type="dxa"/>
-              <w:bottom w:w="100" w:type="dxa"/>
-              <w:right w:w="120" w:type="dxa"/>
-            </w:tcMar>
-            <w:vAlign w:val="center"/>
-          </w:tcPr>
-          <w:p>
-            <w:r>
-              <w:t>Alex Brooks</w:t>
-            </w:r>
-          </w:p>
-        </w:tc>
-        <w:tc>
-          <w:tcPr>
-            <w:tcW w:w="2600" w:type="dxa"/>
-            <w:tcMar>
-              <w:top w:w="100" w:type="dxa"/>
-              <w:left w:w="120" w:type="dxa"/>
-              <w:bottom w:w="100" w:type="dxa"/>
-              <w:right w:w="120" w:type="dxa"/>
-            </w:tcMar>
-            <w:vAlign w:val="center"/>
-          </w:tcPr>
-          <w:p>
-            <w:r>
-              <w:t>The Brooks Lens</w:t>
-            </w:r>
-          </w:p>
-        </w:tc>
-        <w:tc>
-          <w:tcPr>
-            <w:tcW w:w="1400" w:type="dxa"/>
-            <w:tcMar>
-              <w:top w:w="100" w:type="dxa"/>
-              <w:left w:w="120" w:type="dxa"/>
-              <w:bottom w:w="100" w:type="dxa"/>
-              <w:right w:w="120" w:type="dxa"/>
-            </w:tcMar>
-            <w:vAlign w:val="center"/>
-          </w:tcPr>
-          <w:p/>
-        </w:tc>
-        <w:tc>
-          <w:tcPr>
-            <w:tcW w:w="2500" w:type="dxa"/>
-            <w:tcMar>
-              <w:top w:w="100" w:type="dxa"/>
-              <w:left w:w="120" w:type="dxa"/>
-              <w:bottom w:w="100" w:type="dxa"/>
-              <w:right w:w="120" w:type="dxa"/>
-            </w:tcMar>
-            <w:vAlign w:val="center"/>
-          </w:tcPr>
-          <w:p/>
-        </w:tc>
-      </w:tr>
-      <w:tr>
-        <w:tc>
-          <w:tcPr>
-            <w:tcW w:w="2300" w:type="dxa"/>
-            <w:shd w:val="clear" w:color="auto" w:fill="F5EFD8"/>
-            <w:tcMar>
-              <w:top w:w="100" w:type="dxa"/>
-              <w:left w:w="120" w:type="dxa"/>
-              <w:bottom w:w="100" w:type="dxa"/>
-              <w:right w:w="120" w:type="dxa"/>
-            </w:tcMar>
-            <w:vAlign w:val="center"/>
-          </w:tcPr>
-          <w:p>
-            <w:r>
-              <w:t>Riley Rolph</w:t>
-            </w:r>
-          </w:p>
-        </w:tc>
-        <w:tc>
-          <w:tcPr>
-            <w:tcW w:w="2600" w:type="dxa"/>
-            <w:shd w:val="clear" w:color="auto" w:fill="F5EFD8"/>
-            <w:tcMar>
-              <w:top w:w="100" w:type="dxa"/>
-              <w:left w:w="120" w:type="dxa"/>
-              <w:bottom w:w="100" w:type="dxa"/>
-              <w:right w:w="120" w:type="dxa"/>
-            </w:tcMar>
-            <w:vAlign w:val="center"/>
-          </w:tcPr>
-          <w:p>
-            <w:r>
-              <w:t>Fennec Creations</w:t>
-            </w:r>
-          </w:p>
-        </w:tc>
-        <w:tc>
-          <w:tcPr>
-            <w:tcW w:w="1400" w:type="dxa"/>
-            <w:shd w:val="clear" w:color="auto" w:fill="F5EFD8"/>
-            <w:tcMar>
-              <w:top w:w="100" w:type="dxa"/>
-              <w:left w:w="120" w:type="dxa"/>
-              <w:bottom w:w="100" w:type="dxa"/>
-              <w:right w:w="120" w:type="dxa"/>
-            </w:tcMar>
-            <w:vAlign w:val="center"/>
-          </w:tcPr>
-          <w:p/>
-        </w:tc>
-        <w:tc>
-          <w:tcPr>
-            <w:tcW w:w="2500" w:type="dxa"/>
-            <w:shd w:val="clear" w:color="auto" w:fill="F5EFD8"/>
-            <w:tcMar>
-              <w:top w:w="100" w:type="dxa"/>
-              <w:left w:w="120" w:type="dxa"/>
-              <w:bottom w:w="100" w:type="dxa"/>
-              <w:right w:w="120" w:type="dxa"/>
-            </w:tcMar>
-            <w:vAlign w:val="center"/>
-          </w:tcPr>
-          <w:p/>
-        </w:tc>
-      </w:tr>
-      <w:tr>
-        <w:tc>
-          <w:tcPr>
-            <w:tcW w:w="2300" w:type="dxa"/>
-            <w:tcMar>
-              <w:top w:w="100" w:type="dxa"/>
-              <w:left w:w="120" w:type="dxa"/>
-              <w:bottom w:w="100" w:type="dxa"/>
-              <w:right w:w="120" w:type="dxa"/>
-            </w:tcMar>
-            <w:vAlign w:val="center"/>
-          </w:tcPr>
-          <w:p>
-            <w:r>
-              <w:t>Chris Dewolfe</w:t>
-            </w:r>
-          </w:p>
-        </w:tc>
-        <w:tc>
-          <w:tcPr>
-            <w:tcW w:w="2600" w:type="dxa"/>
-            <w:tcMar>
-              <w:top w:w="100" w:type="dxa"/>
-              <w:left w:w="120" w:type="dxa"/>
-              <w:bottom w:w="100" w:type="dxa"/>
-              <w:right w:w="120" w:type="dxa"/>
-            </w:tcMar>
-            <w:vAlign w:val="center"/>
-          </w:tcPr>
-          <w:p>
-            <w:r>
-              <w:t>Quackers Honey Farm</w:t>
-            </w:r>
-          </w:p>
-        </w:tc>
-        <w:tc>
-          <w:tcPr>
-            <w:tcW w:w="1400" w:type="dxa"/>
-            <w:tcMar>
-              <w:top w:w="100" w:type="dxa"/>
-              <w:left w:w="120" w:type="dxa"/>
-              <w:bottom w:w="100" w:type="dxa"/>
-              <w:right w:w="120" w:type="dxa"/>
-            </w:tcMar>
-            <w:vAlign w:val="center"/>
-          </w:tcPr>
-          <w:p/>
-        </w:tc>
-        <w:tc>
-          <w:tcPr>
-            <w:tcW w:w="2500" w:type="dxa"/>
-            <w:tcMar>
-              <w:top w:w="100" w:type="dxa"/>
-              <w:left w:w="120" w:type="dxa"/>
-              <w:bottom w:w="100" w:type="dxa"/>
-              <w:right w:w="120" w:type="dxa"/>
-            </w:tcMar>
-            <w:vAlign w:val="center"/>
-          </w:tcPr>
-          <w:p/>
-        </w:tc>
-      </w:tr>
-      <w:tr>
-        <w:tc>
-          <w:tcPr>
-            <w:tcW w:w="2300" w:type="dxa"/>
-            <w:shd w:val="clear" w:color="auto" w:fill="F5EFD8"/>
-            <w:tcMar>
-              <w:top w:w="100" w:type="dxa"/>
-              <w:left w:w="120" w:type="dxa"/>
-              <w:bottom w:w="100" w:type="dxa"/>
-              <w:right w:w="120" w:type="dxa"/>
-            </w:tcMar>
-            <w:vAlign w:val="center"/>
-          </w:tcPr>
-          <w:p>
-            <w:r>
-              <w:t>Katie Lampe</w:t>
-            </w:r>
-          </w:p>
-        </w:tc>
-        <w:tc>
-          <w:tcPr>
-            <w:tcW w:w="2600" w:type="dxa"/>
-            <w:shd w:val="clear" w:color="auto" w:fill="F5EFD8"/>
-            <w:tcMar>
-              <w:top w:w="100" w:type="dxa"/>
-              <w:left w:w="120" w:type="dxa"/>
-              <w:bottom w:w="100" w:type="dxa"/>
-              <w:right w:w="120" w:type="dxa"/>
-            </w:tcMar>
-            <w:vAlign w:val="center"/>
-          </w:tcPr>
-          <w:p>
-            <w:r>
-              <w:t>Katie's Custom Creations and Designs LLC</w:t>
-            </w:r>
-          </w:p>
-        </w:tc>
-        <w:tc>
-          <w:tcPr>
-            <w:tcW w:w="1400" w:type="dxa"/>
-            <w:shd w:val="clear" w:color="auto" w:fill="F5EFD8"/>
-            <w:tcMar>
-              <w:top w:w="100" w:type="dxa"/>
-              <w:left w:w="120" w:type="dxa"/>
-              <w:bottom w:w="100" w:type="dxa"/>
-              <w:right w:w="120" w:type="dxa"/>
-            </w:tcMar>
-            <w:vAlign w:val="center"/>
-          </w:tcPr>
-          <w:p/>
-        </w:tc>
-        <w:tc>
-          <w:tcPr>
-            <w:tcW w:w="2500" w:type="dxa"/>
-            <w:shd w:val="clear" w:color="auto" w:fill="F5EFD8"/>
-            <w:tcMar>
-              <w:top w:w="100" w:type="dxa"/>
-              <w:left w:w="120" w:type="dxa"/>
-              <w:bottom w:w="100" w:type="dxa"/>
-              <w:right w:w="120" w:type="dxa"/>
-            </w:tcMar>
-            <w:vAlign w:val="center"/>
-          </w:tcPr>
-          <w:p/>
-        </w:tc>
-      </w:tr>
-      <w:tr>
-        <w:tc>
-          <w:tcPr>
-            <w:tcW w:w="2300" w:type="dxa"/>
-            <w:shd w:val="clear" w:color="auto" w:fill="F5EFD8"/>
-            <w:tcMar>
-              <w:top w:w="100" w:type="dxa"/>
-              <w:left w:w="120" w:type="dxa"/>
-              <w:bottom w:w="100" w:type="dxa"/>
-              <w:right w:w="120" w:type="dxa"/>
-            </w:tcMar>
-            <w:vAlign w:val="center"/>
-          </w:tcPr>
-          <w:p>
-            <w:r>
-              <w:t>Heather Phillips</w:t>
-            </w:r>
-          </w:p>
-        </w:tc>
-        <w:tc>
-          <w:tcPr>
-            <w:tcW w:w="2600" w:type="dxa"/>
-            <w:shd w:val="clear" w:color="auto" w:fill="F5EFD8"/>
-            <w:tcMar>
-              <w:top w:w="100" w:type="dxa"/>
-              <w:left w:w="120" w:type="dxa"/>
-              <w:bottom w:w="100" w:type="dxa"/>
-              <w:right w:w="120" w:type="dxa"/>
-            </w:tcMar>
-            <w:vAlign w:val="center"/>
-          </w:tcPr>
-          <w:p>
-            <w:r>
-              <w:t>Koozie Kids</w:t>
-            </w:r>
-          </w:p>
-        </w:tc>
-        <w:tc>
-          <w:tcPr>
-            <w:tcW w:w="1400" w:type="dxa"/>
-            <w:shd w:val="clear" w:color="auto" w:fill="F5EFD8"/>
-            <w:tcMar>
-              <w:top w:w="100" w:type="dxa"/>
-              <w:left w:w="120" w:type="dxa"/>
-              <w:bottom w:w="100" w:type="dxa"/>
-              <w:right w:w="120" w:type="dxa"/>
-            </w:tcMar>
-            <w:vAlign w:val="center"/>
-          </w:tcPr>
-          <w:p/>
-        </w:tc>
-        <w:tc>
-          <w:tcPr>
-            <w:tcW w:w="2500" w:type="dxa"/>
-            <w:shd w:val="clear" w:color="auto" w:fill="F5EFD8"/>
-            <w:tcMar>
-              <w:top w:w="100" w:type="dxa"/>
-              <w:left w:w="120" w:type="dxa"/>
-              <w:bottom w:w="100" w:type="dxa"/>
-              <w:right w:w="120" w:type="dxa"/>
-            </w:tcMar>
-            <w:vAlign w:val="center"/>
-          </w:tcPr>
-          <w:p/>
-        </w:tc>
-      </w:tr>
-      <w:tr>
-        <w:tc>
-          <w:tcPr>
-            <w:tcW w:w="2300" w:type="dxa"/>
-            <w:shd w:val="clear" w:color="auto" w:fill="F5EFD8"/>
-            <w:tcMar>
-              <w:top w:w="100" w:type="dxa"/>
-              <w:left w:w="120" w:type="dxa"/>
-              <w:bottom w:w="100" w:type="dxa"/>
-              <w:right w:w="120" w:type="dxa"/>
-            </w:tcMar>
-            <w:vAlign w:val="center"/>
-          </w:tcPr>
-          <w:p/>
-        </w:tc>
-        <w:tc>
-          <w:tcPr>
-            <w:tcW w:w="2600" w:type="dxa"/>
-            <w:shd w:val="clear" w:color="auto" w:fill="F5EFD8"/>
-            <w:tcMar>
-              <w:top w:w="100" w:type="dxa"/>
-              <w:left w:w="120" w:type="dxa"/>
-              <w:bottom w:w="100" w:type="dxa"/>
-              <w:right w:w="120" w:type="dxa"/>
-            </w:tcMar>
-            <w:vAlign w:val="center"/>
-          </w:tcPr>
-          <w:p/>
-        </w:tc>
-        <w:tc>
-          <w:tcPr>
-            <w:tcW w:w="1400" w:type="dxa"/>
-            <w:shd w:val="clear" w:color="auto" w:fill="F5EFD8"/>
-            <w:tcMar>
-              <w:top w:w="100" w:type="dxa"/>
-              <w:left w:w="120" w:type="dxa"/>
-              <w:bottom w:w="100" w:type="dxa"/>
-              <w:right w:w="120" w:type="dxa"/>
-            </w:tcMar>
-            <w:vAlign w:val="center"/>
-          </w:tcPr>
-          <w:p/>
-        </w:tc>
-        <w:tc>
-          <w:tcPr>
-            <w:tcW w:w="2500" w:type="dxa"/>
-            <w:shd w:val="clear" w:color="auto" w:fill="F5EFD8"/>
-            <w:tcMar>
-              <w:top w:w="100" w:type="dxa"/>
-              <w:left w:w="120" w:type="dxa"/>
-              <w:bottom w:w="100" w:type="dxa"/>
-              <w:right w:w="120" w:type="dxa"/>
-            </w:tcMar>
-            <w:vAlign w:val="center"/>
-          </w:tcPr>
-          <w:p/>
-        </w:tc>
-      </w:tr>
-      <w:tr>
-        <w:tc>
-          <w:tcPr>
-            <w:tcW w:w="2300" w:type="dxa"/>
-            <w:shd w:val="clear" w:color="auto" w:fill="F5EFD8"/>
-            <w:tcMar>
-              <w:top w:w="100" w:type="dxa"/>
-              <w:left w:w="120" w:type="dxa"/>
-              <w:bottom w:w="100" w:type="dxa"/>
-              <w:right w:w="120" w:type="dxa"/>
-            </w:tcMar>
-            <w:vAlign w:val="center"/>
-          </w:tcPr>
-          <w:p/>
-        </w:tc>
-        <w:tc>
-          <w:tcPr>
-            <w:tcW w:w="2600" w:type="dxa"/>
-            <w:shd w:val="clear" w:color="auto" w:fill="F5EFD8"/>
-            <w:tcMar>
-              <w:top w:w="100" w:type="dxa"/>
-              <w:left w:w="120" w:type="dxa"/>
-              <w:bottom w:w="100" w:type="dxa"/>
-              <w:right w:w="120" w:type="dxa"/>
-            </w:tcMar>
-            <w:vAlign w:val="center"/>
-          </w:tcPr>
-          <w:p/>
-        </w:tc>
-        <w:tc>
-          <w:tcPr>
-            <w:tcW w:w="1400" w:type="dxa"/>
-            <w:shd w:val="clear" w:color="auto" w:fill="F5EFD8"/>
-            <w:tcMar>
-              <w:top w:w="100" w:type="dxa"/>
-              <w:left w:w="120" w:type="dxa"/>
-              <w:bottom w:w="100" w:type="dxa"/>
-              <w:right w:w="120" w:type="dxa"/>
-            </w:tcMar>
-            <w:vAlign w:val="center"/>
-          </w:tcPr>
-          <w:p/>
-        </w:tc>
-        <w:tc>
-          <w:tcPr>
-            <w:tcW w:w="2500" w:type="dxa"/>
-            <w:shd w:val="clear" w:color="auto" w:fill="F5EFD8"/>
-            <w:tcMar>
-              <w:top w:w="100" w:type="dxa"/>
-              <w:left w:w="120" w:type="dxa"/>
-              <w:bottom w:w="100" w:type="dxa"/>
-              <w:right w:w="120" w:type="dxa"/>
-            </w:tcMar>
-            <w:vAlign w:val="center"/>
-          </w:tcPr>
-          <w:p/>
-        </w:tc>
-      </w:tr>
-      <w:tr>
-        <w:tc>
-          <w:tcPr>
-            <w:tcW w:w="2300" w:type="dxa"/>
-            <w:shd w:val="clear" w:color="auto" w:fill="F5EFD8"/>
-            <w:tcMar>
-              <w:top w:w="100" w:type="dxa"/>
-              <w:left w:w="120" w:type="dxa"/>
-              <w:bottom w:w="100" w:type="dxa"/>
-              <w:right w:w="120" w:type="dxa"/>
-            </w:tcMar>
-            <w:vAlign w:val="center"/>
-          </w:tcPr>
-          <w:p/>
-        </w:tc>
-        <w:tc>
-          <w:tcPr>
-            <w:tcW w:w="2600" w:type="dxa"/>
-            <w:shd w:val="clear" w:color="auto" w:fill="F5EFD8"/>
-            <w:tcMar>
-              <w:top w:w="100" w:type="dxa"/>
-              <w:left w:w="120" w:type="dxa"/>
-              <w:bottom w:w="100" w:type="dxa"/>
-              <w:right w:w="120" w:type="dxa"/>
-            </w:tcMar>
-            <w:vAlign w:val="center"/>
-          </w:tcPr>
-          <w:p/>
-        </w:tc>
-        <w:tc>
-          <w:tcPr>
-            <w:tcW w:w="1400" w:type="dxa"/>
-            <w:shd w:val="clear" w:color="auto" w:fill="F5EFD8"/>
-            <w:tcMar>
-              <w:top w:w="100" w:type="dxa"/>
-              <w:left w:w="120" w:type="dxa"/>
-              <w:bottom w:w="100" w:type="dxa"/>
-              <w:right w:w="120" w:type="dxa"/>
-            </w:tcMar>
-            <w:vAlign w:val="center"/>
-          </w:tcPr>
-          <w:p/>
-        </w:tc>
-        <w:tc>
-          <w:tcPr>
-            <w:tcW w:w="2500" w:type="dxa"/>
-            <w:shd w:val="clear" w:color="auto" w:fill="F5EFD8"/>
-            <w:tcMar>
-              <w:top w:w="100" w:type="dxa"/>
-              <w:left w:w="120" w:type="dxa"/>
-              <w:bottom w:w="100" w:type="dxa"/>
-              <w:right w:w="120" w:type="dxa"/>
-            </w:tcMar>
-            <w:vAlign w:val="center"/>
-          </w:tcPr>
-          <w:p/>
-        </w:tc>
-      </w:tr>
-      <w:tr>
-        <w:tc>
-          <w:tcPr>
-            <w:tcW w:w="2300" w:type="dxa"/>
-            <w:shd w:val="clear" w:color="auto" w:fill="F5EFD8"/>
-            <w:tcMar>
-              <w:top w:w="100" w:type="dxa"/>
-              <w:left w:w="120" w:type="dxa"/>
-              <w:bottom w:w="100" w:type="dxa"/>
-              <w:right w:w="120" w:type="dxa"/>
-            </w:tcMar>
-            <w:vAlign w:val="center"/>
-          </w:tcPr>
-          <w:p/>
-        </w:tc>
-        <w:tc>
-          <w:tcPr>
-            <w:tcW w:w="2600" w:type="dxa"/>
-            <w:shd w:val="clear" w:color="auto" w:fill="F5EFD8"/>
-            <w:tcMar>
-              <w:top w:w="100" w:type="dxa"/>
-              <w:left w:w="120" w:type="dxa"/>
-              <w:bottom w:w="100" w:type="dxa"/>
-              <w:right w:w="120" w:type="dxa"/>
-            </w:tcMar>
-            <w:vAlign w:val="center"/>
-          </w:tcPr>
-          <w:p/>
-        </w:tc>
-        <w:tc>
-          <w:tcPr>
-            <w:tcW w:w="1400" w:type="dxa"/>
-            <w:shd w:val="clear" w:color="auto" w:fill="F5EFD8"/>
-            <w:tcMar>
-              <w:top w:w="100" w:type="dxa"/>
-              <w:left w:w="120" w:type="dxa"/>
-              <w:bottom w:w="100" w:type="dxa"/>
-              <w:right w:w="120" w:type="dxa"/>
-            </w:tcMar>
-            <w:vAlign w:val="center"/>
-          </w:tcPr>
-          <w:p/>
-        </w:tc>
-        <w:tc>
-          <w:tcPr>
-            <w:tcW w:w="2500" w:type="dxa"/>
-            <w:shd w:val="clear" w:color="auto" w:fill="F5EFD8"/>
-            <w:tcMar>
-              <w:top w:w="100" w:type="dxa"/>
-              <w:left w:w="120" w:type="dxa"/>
-              <w:bottom w:w="100" w:type="dxa"/>
-              <w:right w:w="120" w:type="dxa"/>
-            </w:tcMar>
-            <w:vAlign w:val="center"/>
-          </w:tcPr>
-          <w:p/>
-        </w:tc>
-      </w:tr>
-      <w:tr>
-        <w:tc>
-          <w:tcPr>
-            <w:tcW w:w="2300" w:type="dxa"/>
-            <w:shd w:val="clear" w:color="auto" w:fill="F5EFD8"/>
-            <w:tcMar>
-              <w:top w:w="100" w:type="dxa"/>
-              <w:left w:w="120" w:type="dxa"/>
-              <w:bottom w:w="100" w:type="dxa"/>
-              <w:right w:w="120" w:type="dxa"/>
-            </w:tcMar>
-            <w:vAlign w:val="center"/>
-          </w:tcPr>
-          <w:p/>
-        </w:tc>
-        <w:tc>
-          <w:tcPr>
-            <w:tcW w:w="2600" w:type="dxa"/>
-            <w:shd w:val="clear" w:color="auto" w:fill="F5EFD8"/>
-            <w:tcMar>
-              <w:top w:w="100" w:type="dxa"/>
-              <w:left w:w="120" w:type="dxa"/>
-              <w:bottom w:w="100" w:type="dxa"/>
-              <w:right w:w="120" w:type="dxa"/>
-            </w:tcMar>
-            <w:vAlign w:val="center"/>
-          </w:tcPr>
-          <w:p/>
-        </w:tc>
-        <w:tc>
-          <w:tcPr>
-            <w:tcW w:w="1400" w:type="dxa"/>
-            <w:shd w:val="clear" w:color="auto" w:fill="F5EFD8"/>
-            <w:tcMar>
-              <w:top w:w="100" w:type="dxa"/>
-              <w:left w:w="120" w:type="dxa"/>
-              <w:bottom w:w="100" w:type="dxa"/>
-              <w:right w:w="120" w:type="dxa"/>
-            </w:tcMar>
-            <w:vAlign w:val="center"/>
-          </w:tcPr>
-          <w:p/>
-        </w:tc>
-        <w:tc>
-          <w:tcPr>
-            <w:tcW w:w="2500" w:type="dxa"/>
-            <w:shd w:val="clear" w:color="auto" w:fill="F5EFD8"/>
             <w:tcMar>
               <w:top w:w="100" w:type="dxa"/>
               <w:left w:w="120" w:type="dxa"/>

--- a/vendor-market/vendor_sign_in_sheet.docx
+++ b/vendor-market/vendor_sign_in_sheet.docx
@@ -61,7 +61,7 @@
                 <w:sz w:val="19"/>
                 <w:szCs w:val="19"/>
               </w:rPr>
-              <w:t>Backyard Brew is not responsible for weather-related cancellations, or for any damage to or theft of vendor property during the event. In the event of bad weather, it's up to each vendor to decide whether to stay and wait out the storm or leave. By checking in on 7/30, you're acknowledging these terms and the risks involved.</w:t>
+              <w:t>Backyard Brew is not responsible for weather-related cancellations, or for any damage to or theft of vendor property during the event. In the event of bad weather, it's up to each vendor to decide whether to stay and wait out the storm or leave. By checking in on 8/6, you're acknowledging these terms and the risks involved.</w:t>
             </w:r>
           </w:p>
         </w:tc>
@@ -226,7 +226,7 @@
           </w:tcPr>
           <w:p>
             <w:r>
-              <w:t>Brittany Ahrens</w:t>
+              <w:t>Barbara Roettgen</w:t>
             </w:r>
           </w:p>
         </w:tc>
@@ -243,7 +243,7 @@
           </w:tcPr>
           <w:p>
             <w:r>
-              <w:t>Twisted Painters</w:t>
+              <w:t>Boxes and More by Barb</w:t>
             </w:r>
           </w:p>
         </w:tc>
@@ -258,7 +258,9 @@
             </w:tcMar>
             <w:vAlign w:val="center"/>
           </w:tcPr>
-          <w:p/>
+          <w:p>
+            <w:r/>
+          </w:p>
         </w:tc>
         <w:tc>
           <w:tcPr>
@@ -271,7 +273,9 @@
             </w:tcMar>
             <w:vAlign w:val="center"/>
           </w:tcPr>
-          <w:p/>
+          <w:p>
+            <w:r/>
+          </w:p>
         </w:tc>
       </w:tr>
       <w:tr>
@@ -289,7 +293,7 @@
           </w:tcPr>
           <w:p>
             <w:r>
-              <w:t>Lori Stiles Joachim</w:t>
+              <w:t>Lydia Morrone</w:t>
             </w:r>
           </w:p>
         </w:tc>
@@ -307,7 +311,7 @@
           </w:tcPr>
           <w:p>
             <w:r>
-              <w:t>Jojo's Sew Sweet</w:t>
+              <w:t>Scrunched</w:t>
             </w:r>
           </w:p>
         </w:tc>
@@ -323,7 +327,9 @@
             </w:tcMar>
             <w:vAlign w:val="center"/>
           </w:tcPr>
-          <w:p/>
+          <w:p>
+            <w:r/>
+          </w:p>
         </w:tc>
         <w:tc>
           <w:tcPr>
@@ -337,7 +343,9 @@
             </w:tcMar>
             <w:vAlign w:val="center"/>
           </w:tcPr>
-          <w:p/>
+          <w:p>
+            <w:r/>
+          </w:p>
         </w:tc>
       </w:tr>
       <w:tr>
@@ -354,7 +362,7 @@
           </w:tcPr>
           <w:p>
             <w:r>
-              <w:t>Jackie Lynn Paske</w:t>
+              <w:t>Lori Molina Stromberg</w:t>
             </w:r>
           </w:p>
         </w:tc>
@@ -371,7 +379,7 @@
           </w:tcPr>
           <w:p>
             <w:r>
-              <w:t>Crafty Jax Magnets &amp; More</w:t>
+              <w:t>Custom Painted Signs by Lori</w:t>
             </w:r>
           </w:p>
         </w:tc>
@@ -386,7 +394,9 @@
             </w:tcMar>
             <w:vAlign w:val="center"/>
           </w:tcPr>
-          <w:p/>
+          <w:p>
+            <w:r/>
+          </w:p>
         </w:tc>
         <w:tc>
           <w:tcPr>
@@ -399,7 +409,9 @@
             </w:tcMar>
             <w:vAlign w:val="center"/>
           </w:tcPr>
-          <w:p/>
+          <w:p>
+            <w:r/>
+          </w:p>
         </w:tc>
       </w:tr>
       <w:tr>
@@ -417,7 +429,7 @@
           </w:tcPr>
           <w:p>
             <w:r>
-              <w:t>Jamie Anne</w:t>
+              <w:t>Emma Stamm</w:t>
             </w:r>
           </w:p>
         </w:tc>
@@ -435,7 +447,7 @@
           </w:tcPr>
           <w:p>
             <w:r>
-              <w:t>Knot Heads</w:t>
+              <w:t>Icing &amp; Ink Desserts</w:t>
             </w:r>
           </w:p>
         </w:tc>
@@ -451,7 +463,9 @@
             </w:tcMar>
             <w:vAlign w:val="center"/>
           </w:tcPr>
-          <w:p/>
+          <w:p>
+            <w:r/>
+          </w:p>
         </w:tc>
         <w:tc>
           <w:tcPr>
@@ -465,7 +479,9 @@
             </w:tcMar>
             <w:vAlign w:val="center"/>
           </w:tcPr>
-          <w:p/>
+          <w:p>
+            <w:r/>
+          </w:p>
         </w:tc>
       </w:tr>
       <w:tr>
@@ -482,7 +498,7 @@
           </w:tcPr>
           <w:p>
             <w:r>
-              <w:t>Lydia Morrone</w:t>
+              <w:t>Lilith Paper Co</w:t>
             </w:r>
           </w:p>
         </w:tc>
@@ -499,7 +515,7 @@
           </w:tcPr>
           <w:p>
             <w:r>
-              <w:t>Scrunched</w:t>
+              <w:t>Lilith Paper Co</w:t>
             </w:r>
           </w:p>
         </w:tc>
@@ -514,7 +530,9 @@
             </w:tcMar>
             <w:vAlign w:val="center"/>
           </w:tcPr>
-          <w:p/>
+          <w:p>
+            <w:r/>
+          </w:p>
         </w:tc>
         <w:tc>
           <w:tcPr>
@@ -527,7 +545,9 @@
             </w:tcMar>
             <w:vAlign w:val="center"/>
           </w:tcPr>
-          <w:p/>
+          <w:p>
+            <w:r/>
+          </w:p>
         </w:tc>
       </w:tr>
       <w:tr>
@@ -545,7 +565,7 @@
           </w:tcPr>
           <w:p>
             <w:r>
-              <w:t>Heather Phillips</w:t>
+              <w:t>Lisa Marie Stazak</w:t>
             </w:r>
           </w:p>
         </w:tc>
@@ -563,10 +583,8 @@
           </w:tcPr>
           <w:p>
             <w:r>
-              <w:t>Koozie Kids</w:t>
-            </w:r>
-            <w:r/>
-            <w:r/>
+              <w:t>Heart of Stone Rhinestoning</w:t>
+            </w:r>
           </w:p>
         </w:tc>
         <w:tc>
@@ -581,7 +599,9 @@
             </w:tcMar>
             <w:vAlign w:val="center"/>
           </w:tcPr>
-          <w:p/>
+          <w:p>
+            <w:r/>
+          </w:p>
         </w:tc>
         <w:tc>
           <w:tcPr>
@@ -595,7 +615,9 @@
             </w:tcMar>
             <w:vAlign w:val="center"/>
           </w:tcPr>
-          <w:p/>
+          <w:p>
+            <w:r/>
+          </w:p>
         </w:tc>
       </w:tr>
       <w:tr>
@@ -612,7 +634,7 @@
           </w:tcPr>
           <w:p>
             <w:r>
-              <w:t>Lori Molina Stromberg</w:t>
+              <w:t>Brianna Walton</w:t>
             </w:r>
           </w:p>
         </w:tc>
@@ -629,7 +651,7 @@
           </w:tcPr>
           <w:p>
             <w:r>
-              <w:t>Custom Painted Signs by Lori</w:t>
+              <w:t>Stressed Stitches</w:t>
             </w:r>
           </w:p>
         </w:tc>
@@ -644,7 +666,9 @@
             </w:tcMar>
             <w:vAlign w:val="center"/>
           </w:tcPr>
-          <w:p/>
+          <w:p>
+            <w:r/>
+          </w:p>
         </w:tc>
         <w:tc>
           <w:tcPr>
@@ -657,7 +681,9 @@
             </w:tcMar>
             <w:vAlign w:val="center"/>
           </w:tcPr>
-          <w:p/>
+          <w:p>
+            <w:r/>
+          </w:p>
         </w:tc>
       </w:tr>
       <w:tr>
@@ -675,7 +701,7 @@
           </w:tcPr>
           <w:p>
             <w:r>
-              <w:t>Morgan Saracena</w:t>
+              <w:t>Dee Peterman</w:t>
             </w:r>
           </w:p>
         </w:tc>
@@ -693,7 +719,7 @@
           </w:tcPr>
           <w:p>
             <w:r>
-              <w:t>Simply Hers Co</w:t>
+              <w:t>Color Street</w:t>
             </w:r>
           </w:p>
         </w:tc>
@@ -709,7 +735,9 @@
             </w:tcMar>
             <w:vAlign w:val="center"/>
           </w:tcPr>
-          <w:p/>
+          <w:p>
+            <w:r/>
+          </w:p>
         </w:tc>
         <w:tc>
           <w:tcPr>
@@ -723,7 +751,9 @@
             </w:tcMar>
             <w:vAlign w:val="center"/>
           </w:tcPr>
-          <w:p/>
+          <w:p>
+            <w:r/>
+          </w:p>
         </w:tc>
       </w:tr>
       <w:tr>
@@ -740,7 +770,7 @@
           </w:tcPr>
           <w:p>
             <w:r>
-              <w:t>Talen</w:t>
+              <w:t>Jaydah Truran</w:t>
             </w:r>
           </w:p>
         </w:tc>
@@ -757,7 +787,7 @@
           </w:tcPr>
           <w:p>
             <w:r>
-              <w:t>Dusty Rose</w:t>
+              <w:t>Rebel Ink</w:t>
             </w:r>
           </w:p>
         </w:tc>
@@ -772,7 +802,9 @@
             </w:tcMar>
             <w:vAlign w:val="center"/>
           </w:tcPr>
-          <w:p/>
+          <w:p>
+            <w:r/>
+          </w:p>
         </w:tc>
         <w:tc>
           <w:tcPr>
@@ -785,7 +817,9 @@
             </w:tcMar>
             <w:vAlign w:val="center"/>
           </w:tcPr>
-          <w:p/>
+          <w:p>
+            <w:r/>
+          </w:p>
         </w:tc>
       </w:tr>
       <w:tr>
@@ -803,7 +837,7 @@
           </w:tcPr>
           <w:p>
             <w:r>
-              <w:t>Sarah Crist</w:t>
+              <w:t>Ashley Paal</w:t>
             </w:r>
           </w:p>
         </w:tc>
@@ -821,7 +855,7 @@
           </w:tcPr>
           <w:p>
             <w:r>
-              <w:t>Cornerstone Mortgage</w:t>
+              <w:t>Bookish Gifts By Ash</w:t>
             </w:r>
           </w:p>
         </w:tc>
@@ -837,7 +871,9 @@
             </w:tcMar>
             <w:vAlign w:val="center"/>
           </w:tcPr>
-          <w:p/>
+          <w:p>
+            <w:r/>
+          </w:p>
         </w:tc>
         <w:tc>
           <w:tcPr>
@@ -851,7 +887,9 @@
             </w:tcMar>
             <w:vAlign w:val="center"/>
           </w:tcPr>
-          <w:p/>
+          <w:p>
+            <w:r/>
+          </w:p>
         </w:tc>
       </w:tr>
       <w:tr>
@@ -868,7 +906,7 @@
           </w:tcPr>
           <w:p>
             <w:r>
-              <w:t>Brenda Mikkelson Weddle</w:t>
+              <w:t>Alicia Meltesen</w:t>
             </w:r>
           </w:p>
         </w:tc>
@@ -884,11 +922,9 @@
             <w:vAlign w:val="center"/>
           </w:tcPr>
           <w:p>
-            <w:proofErr w:type="spellStart"/>
-            <w:r>
-              <w:t>A Wreath for All Seasons by Shirley</w:t>
-            </w:r>
-            <w:proofErr w:type="spellEnd"/>
+            <w:r>
+              <w:t>A&amp;B Creations</w:t>
+            </w:r>
           </w:p>
         </w:tc>
         <w:tc>
@@ -902,7 +938,9 @@
             </w:tcMar>
             <w:vAlign w:val="center"/>
           </w:tcPr>
-          <w:p/>
+          <w:p>
+            <w:r/>
+          </w:p>
         </w:tc>
         <w:tc>
           <w:tcPr>
@@ -915,7 +953,9 @@
             </w:tcMar>
             <w:vAlign w:val="center"/>
           </w:tcPr>
-          <w:p/>
+          <w:p>
+            <w:r/>
+          </w:p>
         </w:tc>
       </w:tr>
       <w:tr>
@@ -933,7 +973,7 @@
           </w:tcPr>
           <w:p>
             <w:r>
-              <w:t>Alicia Meltesen</w:t>
+              <w:t>Ashley Rubens</w:t>
             </w:r>
           </w:p>
         </w:tc>
@@ -950,9 +990,6 @@
             <w:vAlign w:val="center"/>
           </w:tcPr>
           <w:p>
-            <w:r>
-              <w:t>A &amp; B Creations</w:t>
-            </w:r>
             <w:r/>
           </w:p>
         </w:tc>
@@ -968,7 +1005,9 @@
             </w:tcMar>
             <w:vAlign w:val="center"/>
           </w:tcPr>
-          <w:p/>
+          <w:p>
+            <w:r/>
+          </w:p>
         </w:tc>
         <w:tc>
           <w:tcPr>
@@ -982,7 +1021,9 @@
             </w:tcMar>
             <w:vAlign w:val="center"/>
           </w:tcPr>
-          <w:p/>
+          <w:p>
+            <w:r/>
+          </w:p>
         </w:tc>
       </w:tr>
       <w:tr>
@@ -999,7 +1040,7 @@
           </w:tcPr>
           <w:p>
             <w:r>
-              <w:t>Jaydah Truran</w:t>
+              <w:t>Jackie Lynn Paske</w:t>
             </w:r>
           </w:p>
         </w:tc>
@@ -1016,7 +1057,7 @@
           </w:tcPr>
           <w:p>
             <w:r>
-              <w:t>Rebel Ink</w:t>
+              <w:t>Crafty Jax Magnets and More</w:t>
             </w:r>
           </w:p>
         </w:tc>
@@ -1031,7 +1072,9 @@
             </w:tcMar>
             <w:vAlign w:val="center"/>
           </w:tcPr>
-          <w:p/>
+          <w:p>
+            <w:r/>
+          </w:p>
         </w:tc>
         <w:tc>
           <w:tcPr>
@@ -1044,7 +1087,9 @@
             </w:tcMar>
             <w:vAlign w:val="center"/>
           </w:tcPr>
-          <w:p/>
+          <w:p>
+            <w:r/>
+          </w:p>
         </w:tc>
       </w:tr>
       <w:tr>
@@ -1061,9 +1106,7 @@
             <w:vAlign w:val="center"/>
           </w:tcPr>
           <w:p>
-            <w:r>
-              <w:t>Brenda Crump</w:t>
-            </w:r>
+            <w:r/>
           </w:p>
         </w:tc>
         <w:tc>
@@ -1079,12 +1122,6 @@
             <w:vAlign w:val="center"/>
           </w:tcPr>
           <w:p>
-            <w:r>
-              <w:t>CruzBrenBrenSeasoning</w:t>
-            </w:r>
-            <w:proofErr w:type="gramStart"/>
-            <w:r/>
-            <w:proofErr w:type="gramEnd"/>
             <w:r/>
           </w:p>
         </w:tc>
@@ -1100,7 +1137,9 @@
             </w:tcMar>
             <w:vAlign w:val="center"/>
           </w:tcPr>
-          <w:p/>
+          <w:p>
+            <w:r/>
+          </w:p>
         </w:tc>
         <w:tc>
           <w:tcPr>
@@ -1114,7 +1153,9 @@
             </w:tcMar>
             <w:vAlign w:val="center"/>
           </w:tcPr>
-          <w:p/>
+          <w:p>
+            <w:r/>
+          </w:p>
         </w:tc>
       </w:tr>
       <w:tr>
@@ -1130,9 +1171,6 @@
             <w:vAlign w:val="center"/>
           </w:tcPr>
           <w:p>
-            <w:r>
-              <w:t>Brad Langkau</w:t>
-            </w:r>
             <w:r/>
           </w:p>
         </w:tc>
@@ -1148,9 +1186,7 @@
             <w:vAlign w:val="center"/>
           </w:tcPr>
           <w:p>
-            <w:r>
-              <w:t>Nightmare Novelties</w:t>
-            </w:r>
+            <w:r/>
           </w:p>
         </w:tc>
         <w:tc>
@@ -1164,7 +1200,9 @@
             </w:tcMar>
             <w:vAlign w:val="center"/>
           </w:tcPr>
-          <w:p/>
+          <w:p>
+            <w:r/>
+          </w:p>
         </w:tc>
         <w:tc>
           <w:tcPr>
@@ -1177,7 +1215,9 @@
             </w:tcMar>
             <w:vAlign w:val="center"/>
           </w:tcPr>
-          <w:p/>
+          <w:p>
+            <w:r/>
+          </w:p>
         </w:tc>
       </w:tr>
       <w:tr>
@@ -1194,9 +1234,7 @@
             <w:vAlign w:val="center"/>
           </w:tcPr>
           <w:p>
-            <w:r>
-              <w:t>Kim Viduski</w:t>
-            </w:r>
+            <w:r/>
           </w:p>
         </w:tc>
         <w:tc>
@@ -1212,9 +1250,7 @@
             <w:vAlign w:val="center"/>
           </w:tcPr>
           <w:p>
-            <w:r>
-              <w:t>Ashwaubenon PAC</w:t>
-            </w:r>
+            <w:r/>
           </w:p>
         </w:tc>
         <w:tc>
@@ -1229,7 +1265,9 @@
             </w:tcMar>
             <w:vAlign w:val="center"/>
           </w:tcPr>
-          <w:p/>
+          <w:p>
+            <w:r/>
+          </w:p>
         </w:tc>
         <w:tc>
           <w:tcPr>
@@ -1243,7 +1281,9 @@
             </w:tcMar>
             <w:vAlign w:val="center"/>
           </w:tcPr>
-          <w:p/>
+          <w:p>
+            <w:r/>
+          </w:p>
         </w:tc>
       </w:tr>
       <w:tr>
@@ -1288,7 +1328,9 @@
             </w:tcMar>
             <w:vAlign w:val="center"/>
           </w:tcPr>
-          <w:p/>
+          <w:p>
+            <w:r/>
+          </w:p>
         </w:tc>
         <w:tc>
           <w:tcPr>
@@ -1301,7 +1343,9 @@
             </w:tcMar>
             <w:vAlign w:val="center"/>
           </w:tcPr>
-          <w:p/>
+          <w:p>
+            <w:r/>
+          </w:p>
         </w:tc>
       </w:tr>
       <w:tr>
@@ -1349,7 +1393,9 @@
             </w:tcMar>
             <w:vAlign w:val="center"/>
           </w:tcPr>
-          <w:p/>
+          <w:p>
+            <w:r/>
+          </w:p>
         </w:tc>
         <w:tc>
           <w:tcPr>
@@ -1363,7 +1409,9 @@
             </w:tcMar>
             <w:vAlign w:val="center"/>
           </w:tcPr>
-          <w:p/>
+          <w:p>
+            <w:r/>
+          </w:p>
         </w:tc>
       </w:tr>
       <w:tr>
@@ -1408,7 +1456,9 @@
             </w:tcMar>
             <w:vAlign w:val="center"/>
           </w:tcPr>
-          <w:p/>
+          <w:p>
+            <w:r/>
+          </w:p>
         </w:tc>
         <w:tc>
           <w:tcPr>
@@ -1421,7 +1471,9 @@
             </w:tcMar>
             <w:vAlign w:val="center"/>
           </w:tcPr>
-          <w:p/>
+          <w:p>
+            <w:r/>
+          </w:p>
         </w:tc>
       </w:tr>
       <w:tr>
@@ -1469,7 +1521,9 @@
             </w:tcMar>
             <w:vAlign w:val="center"/>
           </w:tcPr>
-          <w:p/>
+          <w:p>
+            <w:r/>
+          </w:p>
         </w:tc>
         <w:tc>
           <w:tcPr>
@@ -1483,7 +1537,9 @@
             </w:tcMar>
             <w:vAlign w:val="center"/>
           </w:tcPr>
-          <w:p/>
+          <w:p>
+            <w:r/>
+          </w:p>
         </w:tc>
       </w:tr>
       <w:tr>
@@ -1528,7 +1584,9 @@
             </w:tcMar>
             <w:vAlign w:val="center"/>
           </w:tcPr>
-          <w:p/>
+          <w:p>
+            <w:r/>
+          </w:p>
         </w:tc>
         <w:tc>
           <w:tcPr>
@@ -1541,7 +1599,9 @@
             </w:tcMar>
             <w:vAlign w:val="center"/>
           </w:tcPr>
-          <w:p/>
+          <w:p>
+            <w:r/>
+          </w:p>
         </w:tc>
       </w:tr>
     </w:tbl>

--- a/vendor-market/vendor_sign_in_sheet.docx
+++ b/vendor-market/vendor_sign_in_sheet.docx
@@ -74,7 +74,7 @@
     </w:p>
     <w:tbl>
       <w:tblPr>
-        <w:tblW w:w="8800" w:type="dxa"/>
+        <w:tblW w:w="10100" w:type="dxa"/>
         <w:tblBorders>
           <w:top w:val="single" w:sz="4" w:space="0" w:color="auto"/>
           <w:left w:val="single" w:sz="4" w:space="0" w:color="auto"/>
@@ -93,6 +93,7 @@
         <w:gridCol w:w="2300"/>
         <w:gridCol w:w="2600"/>
         <w:gridCol w:w="1400"/>
+        <w:gridCol w:w="1300"/>
         <w:gridCol w:w="2500"/>
       </w:tblGrid>
       <w:tr>
@@ -185,6 +186,34 @@
         </w:tc>
         <w:tc>
           <w:tcPr>
+            <w:tcW w:w="1300" w:type="dxa"/>
+            <w:shd w:val="clear" w:color="auto" w:fill="0B1C2D"/>
+            <w:tcMar>
+              <w:top w:w="100" w:type="dxa"/>
+              <w:left w:w="120" w:type="dxa"/>
+              <w:bottom w:w="100" w:type="dxa"/>
+              <w:right w:w="120" w:type="dxa"/>
+            </w:tcMar>
+            <w:vAlign w:val="center"/>
+          </w:tcPr>
+          <w:p>
+            <w:pPr>
+              <w:jc w:val="center"/>
+            </w:pPr>
+            <w:r>
+              <w:rPr>
+                <w:b/>
+                <w:bCs/>
+                <w:color w:val="FFFFFF"/>
+                <w:sz w:val="21"/>
+                <w:szCs w:val="21"/>
+              </w:rPr>
+              <w:t>Beer</w:t>
+            </w:r>
+          </w:p>
+        </w:tc>
+        <w:tc>
+          <w:tcPr>
             <w:tcW w:w="2500" w:type="dxa"/>
             <w:shd w:val="clear" w:color="auto" w:fill="0B1C2D"/>
             <w:tcMar>
@@ -264,6 +293,29 @@
         </w:tc>
         <w:tc>
           <w:tcPr>
+            <w:tcW w:w="1300" w:type="dxa"/>
+            <w:tcMar>
+              <w:top w:w="100" w:type="dxa"/>
+              <w:left w:w="120" w:type="dxa"/>
+              <w:bottom w:w="100" w:type="dxa"/>
+              <w:right w:w="120" w:type="dxa"/>
+            </w:tcMar>
+            <w:vAlign w:val="center"/>
+          </w:tcPr>
+          <w:p>
+            <w:pPr>
+              <w:jc w:val="center"/>
+            </w:pPr>
+            <w:r>
+              <w:rPr>
+                <w:sz w:val="24"/>
+              </w:rPr>
+              <w:t>☐</w:t>
+            </w:r>
+          </w:p>
+        </w:tc>
+        <w:tc>
+          <w:tcPr>
             <w:tcW w:w="2500" w:type="dxa"/>
             <w:tcMar>
               <w:top w:w="100" w:type="dxa"/>
@@ -333,6 +385,30 @@
         </w:tc>
         <w:tc>
           <w:tcPr>
+            <w:tcW w:w="1300" w:type="dxa"/>
+            <w:shd w:val="clear" w:color="auto" w:fill="F5EFD8"/>
+            <w:tcMar>
+              <w:top w:w="100" w:type="dxa"/>
+              <w:left w:w="120" w:type="dxa"/>
+              <w:bottom w:w="100" w:type="dxa"/>
+              <w:right w:w="120" w:type="dxa"/>
+            </w:tcMar>
+            <w:vAlign w:val="center"/>
+          </w:tcPr>
+          <w:p>
+            <w:pPr>
+              <w:jc w:val="center"/>
+            </w:pPr>
+            <w:r>
+              <w:rPr>
+                <w:sz w:val="24"/>
+              </w:rPr>
+              <w:t>☐</w:t>
+            </w:r>
+          </w:p>
+        </w:tc>
+        <w:tc>
+          <w:tcPr>
             <w:tcW w:w="2500" w:type="dxa"/>
             <w:shd w:val="clear" w:color="auto" w:fill="F5EFD8"/>
             <w:tcMar>
@@ -400,6 +476,29 @@
         </w:tc>
         <w:tc>
           <w:tcPr>
+            <w:tcW w:w="1300" w:type="dxa"/>
+            <w:tcMar>
+              <w:top w:w="100" w:type="dxa"/>
+              <w:left w:w="120" w:type="dxa"/>
+              <w:bottom w:w="100" w:type="dxa"/>
+              <w:right w:w="120" w:type="dxa"/>
+            </w:tcMar>
+            <w:vAlign w:val="center"/>
+          </w:tcPr>
+          <w:p>
+            <w:pPr>
+              <w:jc w:val="center"/>
+            </w:pPr>
+            <w:r>
+              <w:rPr>
+                <w:sz w:val="24"/>
+              </w:rPr>
+              <w:t>☐</w:t>
+            </w:r>
+          </w:p>
+        </w:tc>
+        <w:tc>
+          <w:tcPr>
             <w:tcW w:w="2500" w:type="dxa"/>
             <w:tcMar>
               <w:top w:w="100" w:type="dxa"/>
@@ -469,6 +568,30 @@
         </w:tc>
         <w:tc>
           <w:tcPr>
+            <w:tcW w:w="1300" w:type="dxa"/>
+            <w:shd w:val="clear" w:color="auto" w:fill="F5EFD8"/>
+            <w:tcMar>
+              <w:top w:w="100" w:type="dxa"/>
+              <w:left w:w="120" w:type="dxa"/>
+              <w:bottom w:w="100" w:type="dxa"/>
+              <w:right w:w="120" w:type="dxa"/>
+            </w:tcMar>
+            <w:vAlign w:val="center"/>
+          </w:tcPr>
+          <w:p>
+            <w:pPr>
+              <w:jc w:val="center"/>
+            </w:pPr>
+            <w:r>
+              <w:rPr>
+                <w:sz w:val="24"/>
+              </w:rPr>
+              <w:t>☐</w:t>
+            </w:r>
+          </w:p>
+        </w:tc>
+        <w:tc>
+          <w:tcPr>
             <w:tcW w:w="2500" w:type="dxa"/>
             <w:shd w:val="clear" w:color="auto" w:fill="F5EFD8"/>
             <w:tcMar>
@@ -536,6 +659,29 @@
         </w:tc>
         <w:tc>
           <w:tcPr>
+            <w:tcW w:w="1300" w:type="dxa"/>
+            <w:tcMar>
+              <w:top w:w="100" w:type="dxa"/>
+              <w:left w:w="120" w:type="dxa"/>
+              <w:bottom w:w="100" w:type="dxa"/>
+              <w:right w:w="120" w:type="dxa"/>
+            </w:tcMar>
+            <w:vAlign w:val="center"/>
+          </w:tcPr>
+          <w:p>
+            <w:pPr>
+              <w:jc w:val="center"/>
+            </w:pPr>
+            <w:r>
+              <w:rPr>
+                <w:sz w:val="24"/>
+              </w:rPr>
+              <w:t>☐</w:t>
+            </w:r>
+          </w:p>
+        </w:tc>
+        <w:tc>
+          <w:tcPr>
             <w:tcW w:w="2500" w:type="dxa"/>
             <w:tcMar>
               <w:top w:w="100" w:type="dxa"/>
@@ -605,6 +751,30 @@
         </w:tc>
         <w:tc>
           <w:tcPr>
+            <w:tcW w:w="1300" w:type="dxa"/>
+            <w:shd w:val="clear" w:color="auto" w:fill="F5EFD8"/>
+            <w:tcMar>
+              <w:top w:w="100" w:type="dxa"/>
+              <w:left w:w="120" w:type="dxa"/>
+              <w:bottom w:w="100" w:type="dxa"/>
+              <w:right w:w="120" w:type="dxa"/>
+            </w:tcMar>
+            <w:vAlign w:val="center"/>
+          </w:tcPr>
+          <w:p>
+            <w:pPr>
+              <w:jc w:val="center"/>
+            </w:pPr>
+            <w:r>
+              <w:rPr>
+                <w:sz w:val="24"/>
+              </w:rPr>
+              <w:t>☐</w:t>
+            </w:r>
+          </w:p>
+        </w:tc>
+        <w:tc>
+          <w:tcPr>
             <w:tcW w:w="2500" w:type="dxa"/>
             <w:shd w:val="clear" w:color="auto" w:fill="F5EFD8"/>
             <w:tcMar>
@@ -672,6 +842,29 @@
         </w:tc>
         <w:tc>
           <w:tcPr>
+            <w:tcW w:w="1300" w:type="dxa"/>
+            <w:tcMar>
+              <w:top w:w="100" w:type="dxa"/>
+              <w:left w:w="120" w:type="dxa"/>
+              <w:bottom w:w="100" w:type="dxa"/>
+              <w:right w:w="120" w:type="dxa"/>
+            </w:tcMar>
+            <w:vAlign w:val="center"/>
+          </w:tcPr>
+          <w:p>
+            <w:pPr>
+              <w:jc w:val="center"/>
+            </w:pPr>
+            <w:r>
+              <w:rPr>
+                <w:sz w:val="24"/>
+              </w:rPr>
+              <w:t>☐</w:t>
+            </w:r>
+          </w:p>
+        </w:tc>
+        <w:tc>
+          <w:tcPr>
             <w:tcW w:w="2500" w:type="dxa"/>
             <w:tcMar>
               <w:top w:w="100" w:type="dxa"/>
@@ -741,6 +934,30 @@
         </w:tc>
         <w:tc>
           <w:tcPr>
+            <w:tcW w:w="1300" w:type="dxa"/>
+            <w:shd w:val="clear" w:color="auto" w:fill="F5EFD8"/>
+            <w:tcMar>
+              <w:top w:w="100" w:type="dxa"/>
+              <w:left w:w="120" w:type="dxa"/>
+              <w:bottom w:w="100" w:type="dxa"/>
+              <w:right w:w="120" w:type="dxa"/>
+            </w:tcMar>
+            <w:vAlign w:val="center"/>
+          </w:tcPr>
+          <w:p>
+            <w:pPr>
+              <w:jc w:val="center"/>
+            </w:pPr>
+            <w:r>
+              <w:rPr>
+                <w:sz w:val="24"/>
+              </w:rPr>
+              <w:t>☐</w:t>
+            </w:r>
+          </w:p>
+        </w:tc>
+        <w:tc>
+          <w:tcPr>
             <w:tcW w:w="2500" w:type="dxa"/>
             <w:shd w:val="clear" w:color="auto" w:fill="F5EFD8"/>
             <w:tcMar>
@@ -808,6 +1025,29 @@
         </w:tc>
         <w:tc>
           <w:tcPr>
+            <w:tcW w:w="1300" w:type="dxa"/>
+            <w:tcMar>
+              <w:top w:w="100" w:type="dxa"/>
+              <w:left w:w="120" w:type="dxa"/>
+              <w:bottom w:w="100" w:type="dxa"/>
+              <w:right w:w="120" w:type="dxa"/>
+            </w:tcMar>
+            <w:vAlign w:val="center"/>
+          </w:tcPr>
+          <w:p>
+            <w:pPr>
+              <w:jc w:val="center"/>
+            </w:pPr>
+            <w:r>
+              <w:rPr>
+                <w:sz w:val="24"/>
+              </w:rPr>
+              <w:t>☐</w:t>
+            </w:r>
+          </w:p>
+        </w:tc>
+        <w:tc>
+          <w:tcPr>
             <w:tcW w:w="2500" w:type="dxa"/>
             <w:tcMar>
               <w:top w:w="100" w:type="dxa"/>
@@ -877,6 +1117,30 @@
         </w:tc>
         <w:tc>
           <w:tcPr>
+            <w:tcW w:w="1300" w:type="dxa"/>
+            <w:shd w:val="clear" w:color="auto" w:fill="F5EFD8"/>
+            <w:tcMar>
+              <w:top w:w="100" w:type="dxa"/>
+              <w:left w:w="120" w:type="dxa"/>
+              <w:bottom w:w="100" w:type="dxa"/>
+              <w:right w:w="120" w:type="dxa"/>
+            </w:tcMar>
+            <w:vAlign w:val="center"/>
+          </w:tcPr>
+          <w:p>
+            <w:pPr>
+              <w:jc w:val="center"/>
+            </w:pPr>
+            <w:r>
+              <w:rPr>
+                <w:sz w:val="24"/>
+              </w:rPr>
+              <w:t>☐</w:t>
+            </w:r>
+          </w:p>
+        </w:tc>
+        <w:tc>
+          <w:tcPr>
             <w:tcW w:w="2500" w:type="dxa"/>
             <w:shd w:val="clear" w:color="auto" w:fill="F5EFD8"/>
             <w:tcMar>
@@ -944,6 +1208,29 @@
         </w:tc>
         <w:tc>
           <w:tcPr>
+            <w:tcW w:w="1300" w:type="dxa"/>
+            <w:tcMar>
+              <w:top w:w="100" w:type="dxa"/>
+              <w:left w:w="120" w:type="dxa"/>
+              <w:bottom w:w="100" w:type="dxa"/>
+              <w:right w:w="120" w:type="dxa"/>
+            </w:tcMar>
+            <w:vAlign w:val="center"/>
+          </w:tcPr>
+          <w:p>
+            <w:pPr>
+              <w:jc w:val="center"/>
+            </w:pPr>
+            <w:r>
+              <w:rPr>
+                <w:sz w:val="24"/>
+              </w:rPr>
+              <w:t>☐</w:t>
+            </w:r>
+          </w:p>
+        </w:tc>
+        <w:tc>
+          <w:tcPr>
             <w:tcW w:w="2500" w:type="dxa"/>
             <w:tcMar>
               <w:top w:w="100" w:type="dxa"/>
@@ -1011,6 +1298,30 @@
         </w:tc>
         <w:tc>
           <w:tcPr>
+            <w:tcW w:w="1300" w:type="dxa"/>
+            <w:shd w:val="clear" w:color="auto" w:fill="F5EFD8"/>
+            <w:tcMar>
+              <w:top w:w="100" w:type="dxa"/>
+              <w:left w:w="120" w:type="dxa"/>
+              <w:bottom w:w="100" w:type="dxa"/>
+              <w:right w:w="120" w:type="dxa"/>
+            </w:tcMar>
+            <w:vAlign w:val="center"/>
+          </w:tcPr>
+          <w:p>
+            <w:pPr>
+              <w:jc w:val="center"/>
+            </w:pPr>
+            <w:r>
+              <w:rPr>
+                <w:sz w:val="24"/>
+              </w:rPr>
+              <w:t>☐</w:t>
+            </w:r>
+          </w:p>
+        </w:tc>
+        <w:tc>
+          <w:tcPr>
             <w:tcW w:w="2500" w:type="dxa"/>
             <w:shd w:val="clear" w:color="auto" w:fill="F5EFD8"/>
             <w:tcMar>
@@ -1078,6 +1389,29 @@
         </w:tc>
         <w:tc>
           <w:tcPr>
+            <w:tcW w:w="1300" w:type="dxa"/>
+            <w:tcMar>
+              <w:top w:w="100" w:type="dxa"/>
+              <w:left w:w="120" w:type="dxa"/>
+              <w:bottom w:w="100" w:type="dxa"/>
+              <w:right w:w="120" w:type="dxa"/>
+            </w:tcMar>
+            <w:vAlign w:val="center"/>
+          </w:tcPr>
+          <w:p>
+            <w:pPr>
+              <w:jc w:val="center"/>
+            </w:pPr>
+            <w:r>
+              <w:rPr>
+                <w:sz w:val="24"/>
+              </w:rPr>
+              <w:t>☐</w:t>
+            </w:r>
+          </w:p>
+        </w:tc>
+        <w:tc>
+          <w:tcPr>
             <w:tcW w:w="2500" w:type="dxa"/>
             <w:tcMar>
               <w:top w:w="100" w:type="dxa"/>
@@ -1143,6 +1477,30 @@
         </w:tc>
         <w:tc>
           <w:tcPr>
+            <w:tcW w:w="1300" w:type="dxa"/>
+            <w:shd w:val="clear" w:color="auto" w:fill="F5EFD8"/>
+            <w:tcMar>
+              <w:top w:w="100" w:type="dxa"/>
+              <w:left w:w="120" w:type="dxa"/>
+              <w:bottom w:w="100" w:type="dxa"/>
+              <w:right w:w="120" w:type="dxa"/>
+            </w:tcMar>
+            <w:vAlign w:val="center"/>
+          </w:tcPr>
+          <w:p>
+            <w:pPr>
+              <w:jc w:val="center"/>
+            </w:pPr>
+            <w:r>
+              <w:rPr>
+                <w:sz w:val="24"/>
+              </w:rPr>
+              <w:t>☐</w:t>
+            </w:r>
+          </w:p>
+        </w:tc>
+        <w:tc>
+          <w:tcPr>
             <w:tcW w:w="2500" w:type="dxa"/>
             <w:shd w:val="clear" w:color="auto" w:fill="F5EFD8"/>
             <w:tcMar>
@@ -1206,6 +1564,29 @@
         </w:tc>
         <w:tc>
           <w:tcPr>
+            <w:tcW w:w="1300" w:type="dxa"/>
+            <w:tcMar>
+              <w:top w:w="100" w:type="dxa"/>
+              <w:left w:w="120" w:type="dxa"/>
+              <w:bottom w:w="100" w:type="dxa"/>
+              <w:right w:w="120" w:type="dxa"/>
+            </w:tcMar>
+            <w:vAlign w:val="center"/>
+          </w:tcPr>
+          <w:p>
+            <w:pPr>
+              <w:jc w:val="center"/>
+            </w:pPr>
+            <w:r>
+              <w:rPr>
+                <w:sz w:val="24"/>
+              </w:rPr>
+              <w:t>☐</w:t>
+            </w:r>
+          </w:p>
+        </w:tc>
+        <w:tc>
+          <w:tcPr>
             <w:tcW w:w="2500" w:type="dxa"/>
             <w:tcMar>
               <w:top w:w="100" w:type="dxa"/>
@@ -1271,6 +1652,30 @@
         </w:tc>
         <w:tc>
           <w:tcPr>
+            <w:tcW w:w="1300" w:type="dxa"/>
+            <w:shd w:val="clear" w:color="auto" w:fill="F5EFD8"/>
+            <w:tcMar>
+              <w:top w:w="100" w:type="dxa"/>
+              <w:left w:w="120" w:type="dxa"/>
+              <w:bottom w:w="100" w:type="dxa"/>
+              <w:right w:w="120" w:type="dxa"/>
+            </w:tcMar>
+            <w:vAlign w:val="center"/>
+          </w:tcPr>
+          <w:p>
+            <w:pPr>
+              <w:jc w:val="center"/>
+            </w:pPr>
+            <w:r>
+              <w:rPr>
+                <w:sz w:val="24"/>
+              </w:rPr>
+              <w:t>☐</w:t>
+            </w:r>
+          </w:p>
+        </w:tc>
+        <w:tc>
+          <w:tcPr>
             <w:tcW w:w="2500" w:type="dxa"/>
             <w:shd w:val="clear" w:color="auto" w:fill="F5EFD8"/>
             <w:tcMar>
@@ -1334,6 +1739,29 @@
         </w:tc>
         <w:tc>
           <w:tcPr>
+            <w:tcW w:w="1300" w:type="dxa"/>
+            <w:tcMar>
+              <w:top w:w="100" w:type="dxa"/>
+              <w:left w:w="120" w:type="dxa"/>
+              <w:bottom w:w="100" w:type="dxa"/>
+              <w:right w:w="120" w:type="dxa"/>
+            </w:tcMar>
+            <w:vAlign w:val="center"/>
+          </w:tcPr>
+          <w:p>
+            <w:pPr>
+              <w:jc w:val="center"/>
+            </w:pPr>
+            <w:r>
+              <w:rPr>
+                <w:sz w:val="24"/>
+              </w:rPr>
+              <w:t>☐</w:t>
+            </w:r>
+          </w:p>
+        </w:tc>
+        <w:tc>
+          <w:tcPr>
             <w:tcW w:w="2500" w:type="dxa"/>
             <w:tcMar>
               <w:top w:w="100" w:type="dxa"/>
@@ -1399,6 +1827,30 @@
         </w:tc>
         <w:tc>
           <w:tcPr>
+            <w:tcW w:w="1300" w:type="dxa"/>
+            <w:shd w:val="clear" w:color="auto" w:fill="F5EFD8"/>
+            <w:tcMar>
+              <w:top w:w="100" w:type="dxa"/>
+              <w:left w:w="120" w:type="dxa"/>
+              <w:bottom w:w="100" w:type="dxa"/>
+              <w:right w:w="120" w:type="dxa"/>
+            </w:tcMar>
+            <w:vAlign w:val="center"/>
+          </w:tcPr>
+          <w:p>
+            <w:pPr>
+              <w:jc w:val="center"/>
+            </w:pPr>
+            <w:r>
+              <w:rPr>
+                <w:sz w:val="24"/>
+              </w:rPr>
+              <w:t>☐</w:t>
+            </w:r>
+          </w:p>
+        </w:tc>
+        <w:tc>
+          <w:tcPr>
             <w:tcW w:w="2500" w:type="dxa"/>
             <w:shd w:val="clear" w:color="auto" w:fill="F5EFD8"/>
             <w:tcMar>
@@ -1462,6 +1914,29 @@
         </w:tc>
         <w:tc>
           <w:tcPr>
+            <w:tcW w:w="1300" w:type="dxa"/>
+            <w:tcMar>
+              <w:top w:w="100" w:type="dxa"/>
+              <w:left w:w="120" w:type="dxa"/>
+              <w:bottom w:w="100" w:type="dxa"/>
+              <w:right w:w="120" w:type="dxa"/>
+            </w:tcMar>
+            <w:vAlign w:val="center"/>
+          </w:tcPr>
+          <w:p>
+            <w:pPr>
+              <w:jc w:val="center"/>
+            </w:pPr>
+            <w:r>
+              <w:rPr>
+                <w:sz w:val="24"/>
+              </w:rPr>
+              <w:t>☐</w:t>
+            </w:r>
+          </w:p>
+        </w:tc>
+        <w:tc>
+          <w:tcPr>
             <w:tcW w:w="2500" w:type="dxa"/>
             <w:tcMar>
               <w:top w:w="100" w:type="dxa"/>
@@ -1527,6 +2002,30 @@
         </w:tc>
         <w:tc>
           <w:tcPr>
+            <w:tcW w:w="1300" w:type="dxa"/>
+            <w:shd w:val="clear" w:color="auto" w:fill="F5EFD8"/>
+            <w:tcMar>
+              <w:top w:w="100" w:type="dxa"/>
+              <w:left w:w="120" w:type="dxa"/>
+              <w:bottom w:w="100" w:type="dxa"/>
+              <w:right w:w="120" w:type="dxa"/>
+            </w:tcMar>
+            <w:vAlign w:val="center"/>
+          </w:tcPr>
+          <w:p>
+            <w:pPr>
+              <w:jc w:val="center"/>
+            </w:pPr>
+            <w:r>
+              <w:rPr>
+                <w:sz w:val="24"/>
+              </w:rPr>
+              <w:t>☐</w:t>
+            </w:r>
+          </w:p>
+        </w:tc>
+        <w:tc>
+          <w:tcPr>
             <w:tcW w:w="2500" w:type="dxa"/>
             <w:shd w:val="clear" w:color="auto" w:fill="F5EFD8"/>
             <w:tcMar>
@@ -1586,6 +2085,29 @@
           </w:tcPr>
           <w:p>
             <w:r/>
+          </w:p>
+        </w:tc>
+        <w:tc>
+          <w:tcPr>
+            <w:tcW w:w="1300" w:type="dxa"/>
+            <w:tcMar>
+              <w:top w:w="100" w:type="dxa"/>
+              <w:left w:w="120" w:type="dxa"/>
+              <w:bottom w:w="100" w:type="dxa"/>
+              <w:right w:w="120" w:type="dxa"/>
+            </w:tcMar>
+            <w:vAlign w:val="center"/>
+          </w:tcPr>
+          <w:p>
+            <w:pPr>
+              <w:jc w:val="center"/>
+            </w:pPr>
+            <w:r>
+              <w:rPr>
+                <w:sz w:val="24"/>
+              </w:rPr>
+              <w:t>☐</w:t>
+            </w:r>
           </w:p>
         </w:tc>
         <w:tc>

--- a/vendor-market/vendor_sign_in_sheet.docx
+++ b/vendor-market/vendor_sign_in_sheet.docx
@@ -61,7 +61,7 @@
                 <w:sz w:val="19"/>
                 <w:szCs w:val="19"/>
               </w:rPr>
-              <w:t>Backyard Brew is not responsible for weather-related cancellations, or for any damage to or theft of vendor property during the event. In the event of bad weather, it's up to each vendor to decide whether to stay and wait out the storm or leave. By checking in on 8/6, you're acknowledging these terms and the risks involved.</w:t>
+              <w:t>Backyard Brew is not responsible for weather-related cancellations, or for any damage to or theft of vendor property during the event. In the event of bad weather, it's up to each vendor to decide whether to stay and wait out the storm or leave. By checking in on 8/13, you're acknowledging these terms and the risks involved.</w:t>
             </w:r>
           </w:p>
         </w:tc>
@@ -255,7 +255,7 @@
           </w:tcPr>
           <w:p>
             <w:r>
-              <w:t>Barbara Roettgen</w:t>
+              <w:t>Jill Ziesemer</w:t>
             </w:r>
           </w:p>
         </w:tc>
@@ -272,7 +272,7 @@
           </w:tcPr>
           <w:p>
             <w:r>
-              <w:t>Boxes and More by Barb</w:t>
+              <w:t>Dear Soul Handmade</w:t>
             </w:r>
           </w:p>
         </w:tc>
@@ -438,7 +438,7 @@
           </w:tcPr>
           <w:p>
             <w:r>
-              <w:t>Lori Molina Stromberg</w:t>
+              <w:t>Rebecca Bex Hendricks</w:t>
             </w:r>
           </w:p>
         </w:tc>
@@ -455,7 +455,7 @@
           </w:tcPr>
           <w:p>
             <w:r>
-              <w:t>Custom Painted Signs by Lori</w:t>
+              <w:t>The Dainty Chain</w:t>
             </w:r>
           </w:p>
         </w:tc>
@@ -528,7 +528,7 @@
           </w:tcPr>
           <w:p>
             <w:r>
-              <w:t>Emma Stamm</w:t>
+              <w:t>Rebecca Bex Hendricks</w:t>
             </w:r>
           </w:p>
         </w:tc>
@@ -546,7 +546,7 @@
           </w:tcPr>
           <w:p>
             <w:r>
-              <w:t>Icing &amp; Ink Desserts</w:t>
+              <w:t>LittleLadiesLab</w:t>
             </w:r>
           </w:p>
         </w:tc>
@@ -621,7 +621,7 @@
           </w:tcPr>
           <w:p>
             <w:r>
-              <w:t>Lilith Paper Co</w:t>
+              <w:t>Alyssa Kuske</w:t>
             </w:r>
           </w:p>
         </w:tc>
@@ -638,7 +638,7 @@
           </w:tcPr>
           <w:p>
             <w:r>
-              <w:t>Lilith Paper Co</w:t>
+              <w:t>Calla Lily Clay</w:t>
             </w:r>
           </w:p>
         </w:tc>
@@ -711,7 +711,7 @@
           </w:tcPr>
           <w:p>
             <w:r>
-              <w:t>Lisa Marie Stazak</w:t>
+              <w:t>Kathy Deau Holzer</w:t>
             </w:r>
           </w:p>
         </w:tc>
@@ -729,7 +729,7 @@
           </w:tcPr>
           <w:p>
             <w:r>
-              <w:t>Heart of Stone Rhinestoning</w:t>
+              <w:t>Velvet antler</w:t>
             </w:r>
           </w:p>
         </w:tc>
@@ -804,7 +804,7 @@
           </w:tcPr>
           <w:p>
             <w:r>
-              <w:t>Brianna Walton</w:t>
+              <w:t>Jessica Anne</w:t>
             </w:r>
           </w:p>
         </w:tc>
@@ -821,7 +821,7 @@
           </w:tcPr>
           <w:p>
             <w:r>
-              <w:t>Stressed Stitches</w:t>
+              <w:t>Hooks &amp; Broomsticks</w:t>
             </w:r>
           </w:p>
         </w:tc>
@@ -894,7 +894,7 @@
           </w:tcPr>
           <w:p>
             <w:r>
-              <w:t>Dee Peterman</w:t>
+              <w:t>Jasmine Stiles</w:t>
             </w:r>
           </w:p>
         </w:tc>
@@ -912,7 +912,7 @@
           </w:tcPr>
           <w:p>
             <w:r>
-              <w:t>Color Street</w:t>
+              <w:t>Root and Remedy</w:t>
             </w:r>
           </w:p>
         </w:tc>
@@ -987,7 +987,7 @@
           </w:tcPr>
           <w:p>
             <w:r>
-              <w:t>Jaydah Truran</w:t>
+              <w:t>Riley Rolph</w:t>
             </w:r>
           </w:p>
         </w:tc>
@@ -1004,7 +1004,7 @@
           </w:tcPr>
           <w:p>
             <w:r>
-              <w:t>Rebel Ink</w:t>
+              <w:t>Fennec Creations</w:t>
             </w:r>
           </w:p>
         </w:tc>
@@ -1077,7 +1077,7 @@
           </w:tcPr>
           <w:p>
             <w:r>
-              <w:t>Ashley Paal</w:t>
+              <w:t>Spencer Jay</w:t>
             </w:r>
           </w:p>
         </w:tc>
@@ -1095,7 +1095,7 @@
           </w:tcPr>
           <w:p>
             <w:r>
-              <w:t>Bookish Gifts By Ash</w:t>
+              <w:t>Mongrels cursed creations</w:t>
             </w:r>
           </w:p>
         </w:tc>
@@ -1260,7 +1260,7 @@
           </w:tcPr>
           <w:p>
             <w:r>
-              <w:t>Ashley Rubens</w:t>
+              <w:t>Ketura Francois</w:t>
             </w:r>
           </w:p>
         </w:tc>
@@ -1277,7 +1277,9 @@
             <w:vAlign w:val="center"/>
           </w:tcPr>
           <w:p>
-            <w:r/>
+            <w:r>
+              <w:t>Ann Growth Hair</w:t>
+            </w:r>
           </w:p>
         </w:tc>
         <w:tc>
@@ -1350,9 +1352,7 @@
             <w:vAlign w:val="center"/>
           </w:tcPr>
           <w:p>
-            <w:r>
-              <w:t>Jackie Lynn Paske</w:t>
-            </w:r>
+            <w:r/>
           </w:p>
         </w:tc>
         <w:tc>
@@ -1367,9 +1367,7 @@
             <w:vAlign w:val="center"/>
           </w:tcPr>
           <w:p>
-            <w:r>
-              <w:t>Crafty Jax Magnets and More</w:t>
-            </w:r>
+            <w:r/>
           </w:p>
         </w:tc>
         <w:tc>

--- a/vendor-market/vendor_sign_in_sheet.docx
+++ b/vendor-market/vendor_sign_in_sheet.docx
@@ -61,7 +61,7 @@
                 <w:sz w:val="19"/>
                 <w:szCs w:val="19"/>
               </w:rPr>
-              <w:t>Backyard Brew is not responsible for weather-related cancellations, or for any damage to or theft of vendor property during the event. In the event of bad weather, it's up to each vendor to decide whether to stay and wait out the storm or leave. By checking in on 8/13, you're acknowledging these terms and the risks involved.</w:t>
+              <w:t>Backyard Brew is not responsible for weather-related cancellations, or for any damage to or theft of vendor property during the event. In the event of bad weather, it's up to each vendor to decide whether to stay and wait out the storm or leave. By checking in on 8/23, you're acknowledging these terms and the risks involved.</w:t>
             </w:r>
           </w:p>
         </w:tc>
@@ -345,7 +345,7 @@
           </w:tcPr>
           <w:p>
             <w:r>
-              <w:t>Lydia Morrone</w:t>
+              <w:t>Emma Stamm</w:t>
             </w:r>
           </w:p>
         </w:tc>
@@ -363,7 +363,7 @@
           </w:tcPr>
           <w:p>
             <w:r>
-              <w:t>Scrunched</w:t>
+              <w:t>Icing &amp; Ink Desserts</w:t>
             </w:r>
           </w:p>
         </w:tc>
@@ -438,7 +438,7 @@
           </w:tcPr>
           <w:p>
             <w:r>
-              <w:t>Rebecca Bex Hendricks</w:t>
+              <w:t>Chris Dewolfe</w:t>
             </w:r>
           </w:p>
         </w:tc>
@@ -455,7 +455,7 @@
           </w:tcPr>
           <w:p>
             <w:r>
-              <w:t>The Dainty Chain</w:t>
+              <w:t>Quackers Honey Farm</w:t>
             </w:r>
           </w:p>
         </w:tc>
@@ -528,7 +528,7 @@
           </w:tcPr>
           <w:p>
             <w:r>
-              <w:t>Rebecca Bex Hendricks</w:t>
+              <w:t>Olivia Jeanne Flora</w:t>
             </w:r>
           </w:p>
         </w:tc>
@@ -546,7 +546,7 @@
           </w:tcPr>
           <w:p>
             <w:r>
-              <w:t>LittleLadiesLab</w:t>
+              <w:t>Livvie-Linx Jewelry</w:t>
             </w:r>
           </w:p>
         </w:tc>
@@ -621,7 +621,7 @@
           </w:tcPr>
           <w:p>
             <w:r>
-              <w:t>Alyssa Kuske</w:t>
+              <w:t>Brittany Smith</w:t>
             </w:r>
           </w:p>
         </w:tc>
@@ -638,7 +638,7 @@
           </w:tcPr>
           <w:p>
             <w:r>
-              <w:t>Calla Lily Clay</w:t>
+              <w:t>Grace Mae Boutique</w:t>
             </w:r>
           </w:p>
         </w:tc>
@@ -711,7 +711,7 @@
           </w:tcPr>
           <w:p>
             <w:r>
-              <w:t>Kathy Deau Holzer</w:t>
+              <w:t>Blacksmith</w:t>
             </w:r>
           </w:p>
         </w:tc>
@@ -729,7 +729,7 @@
           </w:tcPr>
           <w:p>
             <w:r>
-              <w:t>Velvet antler</w:t>
+              <w:t>Blacksmithing</w:t>
             </w:r>
           </w:p>
         </w:tc>
@@ -804,7 +804,7 @@
           </w:tcPr>
           <w:p>
             <w:r>
-              <w:t>Jessica Anne</w:t>
+              <w:t>Jaydah Truran</w:t>
             </w:r>
           </w:p>
         </w:tc>
@@ -821,7 +821,7 @@
           </w:tcPr>
           <w:p>
             <w:r>
-              <w:t>Hooks &amp; Broomsticks</w:t>
+              <w:t>Rebel Ink</w:t>
             </w:r>
           </w:p>
         </w:tc>
@@ -894,7 +894,7 @@
           </w:tcPr>
           <w:p>
             <w:r>
-              <w:t>Jasmine Stiles</w:t>
+              <w:t>Michelle Jolynn</w:t>
             </w:r>
           </w:p>
         </w:tc>
@@ -912,7 +912,7 @@
           </w:tcPr>
           <w:p>
             <w:r>
-              <w:t>Root and Remedy</w:t>
+              <w:t>Michelle Prestine Podgin’ Parties and Mod Podge items</w:t>
             </w:r>
           </w:p>
         </w:tc>
@@ -987,7 +987,7 @@
           </w:tcPr>
           <w:p>
             <w:r>
-              <w:t>Riley Rolph</w:t>
+              <w:t>Alicia Meltesen</w:t>
             </w:r>
           </w:p>
         </w:tc>
@@ -1004,7 +1004,7 @@
           </w:tcPr>
           <w:p>
             <w:r>
-              <w:t>Fennec Creations</w:t>
+              <w:t>A&amp;B Creations</w:t>
             </w:r>
           </w:p>
         </w:tc>
@@ -1077,7 +1077,7 @@
           </w:tcPr>
           <w:p>
             <w:r>
-              <w:t>Spencer Jay</w:t>
+              <w:t>Grace Grulkowski</w:t>
             </w:r>
           </w:p>
         </w:tc>
@@ -1095,7 +1095,7 @@
           </w:tcPr>
           <w:p>
             <w:r>
-              <w:t>Mongrels cursed creations</w:t>
+              <w:t>Graceful Gluttony</w:t>
             </w:r>
           </w:p>
         </w:tc>
@@ -1170,7 +1170,7 @@
           </w:tcPr>
           <w:p>
             <w:r>
-              <w:t>Alicia Meltesen</w:t>
+              <w:t>Alex Brooks</w:t>
             </w:r>
           </w:p>
         </w:tc>
@@ -1187,7 +1187,7 @@
           </w:tcPr>
           <w:p>
             <w:r>
-              <w:t>A&amp;B Creations</w:t>
+              <w:t>Photography</w:t>
             </w:r>
           </w:p>
         </w:tc>
@@ -1259,9 +1259,7 @@
             <w:vAlign w:val="center"/>
           </w:tcPr>
           <w:p>
-            <w:r>
-              <w:t>Ketura Francois</w:t>
-            </w:r>
+            <w:r/>
           </w:p>
         </w:tc>
         <w:tc>
@@ -1277,9 +1275,7 @@
             <w:vAlign w:val="center"/>
           </w:tcPr>
           <w:p>
-            <w:r>
-              <w:t>Ann Growth Hair</w:t>
-            </w:r>
+            <w:r/>
           </w:p>
         </w:tc>
         <w:tc>
